--- a/api/src/modules/processes/templates/kit-adjudicacao-base.docx
+++ b/api/src/modules/processes/templates/kit-adjudicacao-base.docx
@@ -1006,7 +1006,7 @@
         <w:pStyle w:val="Normal"/>
         <w:numPr>
           <w:ilvl w:val="0"/>
-          <w:numId w:val="2"/>
+          <w:numId w:val="3"/>
         </w:numPr>
         <w:spacing w:lineRule="auto" w:line="240"/>
         <w:rPr>
@@ -1044,7 +1044,7 @@
         <w:pStyle w:val="ListParagraph"/>
         <w:numPr>
           <w:ilvl w:val="0"/>
-          <w:numId w:val="2"/>
+          <w:numId w:val="3"/>
         </w:numPr>
         <w:spacing w:lineRule="auto" w:line="240"/>
         <w:rPr>
@@ -1052,9 +1052,10 @@
           <w:szCs w:val="19"/>
         </w:rPr>
         <w:sectPr>
+          <w:headerReference w:type="default" r:id="rId4"/>
           <w:type w:val="nextPage"/>
           <w:pgSz w:w="11906" w:h="16838"/>
-          <w:pgMar w:left="1440" w:right="1440" w:gutter="0" w:header="0" w:top="851" w:footer="0" w:bottom="851"/>
+          <w:pgMar w:left="1440" w:right="1440" w:gutter="0" w:header="851" w:top="1424" w:footer="0" w:bottom="851"/>
           <w:pgNumType w:start="1" w:fmt="decimal"/>
           <w:formProt w:val="false"/>
           <w:textDirection w:val="lrTb"/>
@@ -1075,7 +1076,7 @@
     <w:p>
       <w:pPr>
         <w:pStyle w:val="Normal"/>
-        <w:spacing w:lineRule="auto" w:line="240"/>
+        <w:spacing w:lineRule="auto" w:line="240" w:before="0" w:after="0"/>
         <w:jc w:val="center"/>
         <w:rPr>
           <w:b/>
@@ -1222,7 +1223,7 @@
         </w:rPr>
         <w:t xml:space="preserve">, brasileiro, casado, advogado inscrito na OAB/SC nº 72.670 e economista no Corecon/SC nº 2.901, CPF nº 551.600.855-72, com escritório na Av. Mauro Ramos, 1409, Sala 902, Centro, Florianópolis/SC, e-mail </w:t>
       </w:r>
-      <w:hyperlink r:id="rId4">
+      <w:hyperlink r:id="rId5">
         <w:r>
           <w:rPr>
             <w:rStyle w:val="Style3"/>
@@ -1912,7 +1913,7 @@
             <wp:extent cx="609600" cy="521335"/>
             <wp:effectExtent l="0" t="0" r="0" b="0"/>
             <wp:wrapNone/>
-            <wp:docPr id="2" name="Imagem 1 Copy 1"/>
+            <wp:docPr id="3" name="Imagem 1 Copy 1"/>
             <wp:cNvGraphicFramePr>
               <a:graphicFrameLocks xmlns:a="http://schemas.openxmlformats.org/drawingml/2006/main" noChangeAspect="1"/>
             </wp:cNvGraphicFramePr>
@@ -1920,13 +1921,13 @@
               <a:graphicData uri="http://schemas.openxmlformats.org/drawingml/2006/picture">
                 <pic:pic xmlns:pic="http://schemas.openxmlformats.org/drawingml/2006/picture">
                   <pic:nvPicPr>
-                    <pic:cNvPr id="2" name="Imagem 1 Copy 1"/>
+                    <pic:cNvPr id="3" name="Imagem 1 Copy 1"/>
                     <pic:cNvPicPr>
                       <a:picLocks noChangeAspect="1" noChangeArrowheads="1"/>
                     </pic:cNvPicPr>
                   </pic:nvPicPr>
                   <pic:blipFill>
-                    <a:blip r:embed="rId5"/>
+                    <a:blip r:embed="rId6"/>
                     <a:stretch>
                       <a:fillRect/>
                     </a:stretch>
@@ -2058,32 +2059,28 @@
     <w:p>
       <w:pPr>
         <w:pStyle w:val="Normal"/>
+        <w:spacing w:lineRule="auto" w:line="240"/>
+        <w:ind w:hanging="0" w:start="720"/>
+        <w:rPr>
+          <w:sz w:val="19"/>
+          <w:szCs w:val="19"/>
+        </w:rPr>
+      </w:pPr>
+      <w:r>
+        <w:rPr>
+          <w:sz w:val="19"/>
+          <w:szCs w:val="19"/>
+        </w:rPr>
+      </w:r>
+    </w:p>
+    <w:p>
+      <w:pPr>
+        <w:pStyle w:val="Normal"/>
         <w:numPr>
           <w:ilvl w:val="0"/>
-          <w:numId w:val="0"/>
+          <w:numId w:val="4"/>
         </w:numPr>
         <w:spacing w:lineRule="auto" w:line="240"/>
-        <w:ind w:hanging="0" w:start="720"/>
-        <w:rPr>
-          <w:sz w:val="19"/>
-          <w:szCs w:val="19"/>
-        </w:rPr>
-      </w:pPr>
-      <w:r>
-        <w:rPr>
-          <w:sz w:val="19"/>
-          <w:szCs w:val="19"/>
-        </w:rPr>
-      </w:r>
-    </w:p>
-    <w:p>
-      <w:pPr>
-        <w:pStyle w:val="Normal"/>
-        <w:numPr>
-          <w:ilvl w:val="0"/>
-          <w:numId w:val="3"/>
-        </w:numPr>
-        <w:spacing w:lineRule="auto" w:line="240"/>
         <w:rPr>
           <w:sz w:val="19"/>
           <w:szCs w:val="19"/>
@@ -2100,10 +2097,6 @@
     <w:p>
       <w:pPr>
         <w:pStyle w:val="Normal"/>
-        <w:numPr>
-          <w:ilvl w:val="0"/>
-          <w:numId w:val="0"/>
-        </w:numPr>
         <w:spacing w:lineRule="auto" w:line="240"/>
         <w:ind w:hanging="0" w:start="720"/>
         <w:rPr>
@@ -2123,7 +2116,7 @@
         <w:pStyle w:val="ListParagraph"/>
         <w:numPr>
           <w:ilvl w:val="0"/>
-          <w:numId w:val="3"/>
+          <w:numId w:val="4"/>
         </w:numPr>
         <w:spacing w:lineRule="auto" w:line="240"/>
         <w:rPr>
@@ -2152,11 +2145,10 @@
       </w:pPr>
       <w:r>
         <w:rPr>
-          <w:rFonts w:eastAsia="Calibri" w:cs="Calibri" w:ascii="Calibri" w:hAnsi="Calibri"/>
-          <w:b/>
-          <w:bCs/>
-          <w:sz w:val="24"/>
-          <w:szCs w:val="24"/>
+          <w:b/>
+          <w:bCs/>
+          <w:sz w:val="19"/>
+          <w:szCs w:val="19"/>
         </w:rPr>
       </w:r>
     </w:p>
@@ -2259,7 +2251,7 @@
       </w:pPr>
       <w:r>
         <w:rPr>
-          <w:rFonts w:eastAsia="Calibri" w:cs="Calibri" w:ascii="Calibri" w:hAnsi="Calibri" w:asciiTheme="majorHAnsi" w:cstheme="majorHAnsi" w:hAnsiTheme="majorHAnsi"/>
+          <w:rFonts w:eastAsia="Calibri" w:cs="Calibri" w:ascii="Calibri" w:hAnsi="Calibri"/>
           <w:b/>
           <w:bCs/>
           <w:sz w:val="24"/>
@@ -2269,7 +2261,7 @@
       </w:r>
       <w:r>
         <w:rPr>
-          <w:rFonts w:eastAsia="Calibri" w:cs="Calibri" w:ascii="Calibri" w:hAnsi="Calibri" w:asciiTheme="majorHAnsi" w:cstheme="majorHAnsi" w:hAnsiTheme="majorHAnsi"/>
+          <w:rFonts w:eastAsia="Calibri" w:cs="Calibri" w:ascii="Calibri" w:hAnsi="Calibri"/>
           <w:b w:val="false"/>
           <w:bCs w:val="false"/>
           <w:sz w:val="24"/>
@@ -2279,7 +2271,7 @@
       </w:r>
       <w:r>
         <w:rPr>
-          <w:rFonts w:eastAsia="Calibri" w:cs="Calibri" w:ascii="Calibri" w:hAnsi="Calibri" w:asciiTheme="majorHAnsi" w:cstheme="majorHAnsi" w:hAnsiTheme="majorHAnsi"/>
+          <w:rFonts w:eastAsia="Calibri" w:cs="Calibri" w:ascii="Calibri" w:hAnsi="Calibri"/>
           <w:b/>
           <w:bCs/>
           <w:sz w:val="24"/>
@@ -2289,7 +2281,7 @@
       </w:r>
       <w:r>
         <w:rPr>
-          <w:rFonts w:cs="Calibri" w:ascii="Calibri" w:hAnsi="Calibri" w:asciiTheme="majorHAnsi" w:cstheme="majorHAnsi" w:hAnsiTheme="majorHAnsi"/>
+          <w:rFonts w:cs="Calibri" w:ascii="Calibri" w:hAnsi="Calibri"/>
           <w:sz w:val="24"/>
           <w:szCs w:val="24"/>
         </w:rPr>
@@ -2348,7 +2340,7 @@
         <w:br/>
         <w:t xml:space="preserve">Gean Iamarque Izidio de Lima, brasileiro, casado, advogado e economista, inscrito na OAB/SC sob nº 72.670 e no Corecon/SC sob nº 2.901, CPF nº 551.600.855-72, com endereço profissional na Av. Mauro Ramos, 1409, Sala 902, Centro, Florianópolis/SC, CEP 88020-303, e-mail </w:t>
       </w:r>
-      <w:hyperlink r:id="rId6">
+      <w:hyperlink r:id="rId7">
         <w:r>
           <w:rPr>
             <w:rStyle w:val="Style3"/>
@@ -2607,7 +2599,7 @@
         <w:pStyle w:val="Normal"/>
         <w:numPr>
           <w:ilvl w:val="0"/>
-          <w:numId w:val="1"/>
+          <w:numId w:val="2"/>
         </w:numPr>
         <w:spacing w:lineRule="auto" w:line="278" w:before="0" w:after="160"/>
         <w:jc w:val="both"/>
@@ -2629,7 +2621,7 @@
         <w:pStyle w:val="Normal"/>
         <w:numPr>
           <w:ilvl w:val="0"/>
-          <w:numId w:val="1"/>
+          <w:numId w:val="2"/>
         </w:numPr>
         <w:spacing w:lineRule="auto" w:line="278" w:before="0" w:after="160"/>
         <w:jc w:val="both"/>
@@ -2651,7 +2643,7 @@
         <w:pStyle w:val="Normal"/>
         <w:numPr>
           <w:ilvl w:val="0"/>
-          <w:numId w:val="1"/>
+          <w:numId w:val="2"/>
         </w:numPr>
         <w:spacing w:lineRule="auto" w:line="278" w:before="0" w:after="160"/>
         <w:jc w:val="both"/>
@@ -2816,9 +2808,11 @@
       </w:r>
     </w:p>
     <w:sectPr>
+      <w:headerReference w:type="default" r:id="rId8"/>
+      <w:headerReference w:type="first" r:id="rId9"/>
       <w:type w:val="nextPage"/>
       <w:pgSz w:w="11906" w:h="16838"/>
-      <w:pgMar w:left="1440" w:right="1440" w:gutter="0" w:header="0" w:top="851" w:footer="0" w:bottom="851"/>
+      <w:pgMar w:left="1440" w:right="1440" w:gutter="0" w:header="851" w:top="1424" w:footer="0" w:bottom="851"/>
       <w:pgNumType w:start="1" w:fmt="decimal"/>
       <w:formProt w:val="false"/>
       <w:textDirection w:val="lrTb"/>
@@ -2828,143 +2822,251 @@
 </w:document>
 </file>
 
+<file path=word/header1.xml><?xml version="1.0" encoding="utf-8"?>
+<w:hdr xmlns:o="urn:schemas-microsoft-com:office:office" xmlns:r="http://schemas.openxmlformats.org/officeDocument/2006/relationships" xmlns:v="urn:schemas-microsoft-com:vml" xmlns:w="http://schemas.openxmlformats.org/wordprocessingml/2006/main" xmlns:w10="urn:schemas-microsoft-com:office:word" xmlns:wp="http://schemas.openxmlformats.org/drawingml/2006/wordprocessingDrawing" xmlns:pic="http://schemas.openxmlformats.org/drawingml/2006/picture" xmlns:wps="http://schemas.microsoft.com/office/word/2010/wordprocessingShape" xmlns:wpg="http://schemas.microsoft.com/office/word/2010/wordprocessingGroup" xmlns:mc="http://schemas.openxmlformats.org/markup-compatibility/2006" xmlns:wp14="http://schemas.microsoft.com/office/word/2010/wordprocessingDrawing" xmlns:w14="http://schemas.microsoft.com/office/word/2010/wordml" xmlns:w15="http://schemas.microsoft.com/office/word/2012/wordml" mc:Ignorable="w14 wp14 w15">
+  <w:p>
+    <w:pPr>
+      <w:pStyle w:val="Header"/>
+      <w:rPr/>
+    </w:pPr>
+    <w:r>
+      <w:rPr/>
+      <w:drawing>
+        <wp:anchor distT="0" distB="0" distL="0" distR="0" simplePos="0" relativeHeight="7" behindDoc="0" locked="0" layoutInCell="0" allowOverlap="1">
+          <wp:simplePos x="0" y="0"/>
+          <wp:positionH relativeFrom="column">
+            <wp:posOffset>1598930</wp:posOffset>
+          </wp:positionH>
+          <wp:positionV relativeFrom="paragraph">
+            <wp:posOffset>-416560</wp:posOffset>
+          </wp:positionV>
+          <wp:extent cx="2877185" cy="629285"/>
+          <wp:effectExtent l="0" t="0" r="0" b="0"/>
+          <wp:wrapSquare wrapText="largest"/>
+          <wp:docPr id="2" name="Image1 Copy 1"/>
+          <wp:cNvGraphicFramePr>
+            <a:graphicFrameLocks xmlns:a="http://schemas.openxmlformats.org/drawingml/2006/main" noChangeAspect="1"/>
+          </wp:cNvGraphicFramePr>
+          <a:graphic xmlns:a="http://schemas.openxmlformats.org/drawingml/2006/main">
+            <a:graphicData uri="http://schemas.openxmlformats.org/drawingml/2006/picture">
+              <pic:pic xmlns:pic="http://schemas.openxmlformats.org/drawingml/2006/picture">
+                <pic:nvPicPr>
+                  <pic:cNvPr id="2" name="Image1 Copy 1"/>
+                  <pic:cNvPicPr>
+                    <a:picLocks noChangeAspect="1" noChangeArrowheads="1"/>
+                  </pic:cNvPicPr>
+                </pic:nvPicPr>
+                <pic:blipFill>
+                  <a:blip r:embed="rId1"/>
+                  <a:stretch>
+                    <a:fillRect/>
+                  </a:stretch>
+                </pic:blipFill>
+                <pic:spPr bwMode="auto">
+                  <a:xfrm>
+                    <a:off x="0" y="0"/>
+                    <a:ext cx="2877185" cy="629285"/>
+                  </a:xfrm>
+                  <a:prstGeom prst="rect">
+                    <a:avLst/>
+                  </a:prstGeom>
+                  <a:noFill/>
+                </pic:spPr>
+              </pic:pic>
+            </a:graphicData>
+          </a:graphic>
+        </wp:anchor>
+      </w:drawing>
+    </w:r>
+  </w:p>
+</w:hdr>
+</file>
+
+<file path=word/header2.xml><?xml version="1.0" encoding="utf-8"?>
+<w:hdr xmlns:o="urn:schemas-microsoft-com:office:office" xmlns:r="http://schemas.openxmlformats.org/officeDocument/2006/relationships" xmlns:v="urn:schemas-microsoft-com:vml" xmlns:w="http://schemas.openxmlformats.org/wordprocessingml/2006/main" xmlns:w10="urn:schemas-microsoft-com:office:word" xmlns:wp="http://schemas.openxmlformats.org/drawingml/2006/wordprocessingDrawing" xmlns:pic="http://schemas.openxmlformats.org/drawingml/2006/picture" xmlns:wps="http://schemas.microsoft.com/office/word/2010/wordprocessingShape" xmlns:wpg="http://schemas.microsoft.com/office/word/2010/wordprocessingGroup" xmlns:mc="http://schemas.openxmlformats.org/markup-compatibility/2006" xmlns:wp14="http://schemas.microsoft.com/office/word/2010/wordprocessingDrawing" xmlns:w14="http://schemas.microsoft.com/office/word/2010/wordml" xmlns:w15="http://schemas.microsoft.com/office/word/2012/wordml" mc:Ignorable="w14 wp14 w15">
+  <w:p>
+    <w:pPr>
+      <w:pStyle w:val="Header"/>
+      <w:rPr/>
+    </w:pPr>
+    <w:r>
+      <w:rPr/>
+      <w:drawing>
+        <wp:anchor distT="0" distB="0" distL="0" distR="0" simplePos="0" relativeHeight="6" behindDoc="0" locked="0" layoutInCell="0" allowOverlap="1">
+          <wp:simplePos x="0" y="0"/>
+          <wp:positionH relativeFrom="column">
+            <wp:posOffset>1598930</wp:posOffset>
+          </wp:positionH>
+          <wp:positionV relativeFrom="paragraph">
+            <wp:posOffset>-416560</wp:posOffset>
+          </wp:positionV>
+          <wp:extent cx="2877185" cy="629285"/>
+          <wp:effectExtent l="0" t="0" r="0" b="0"/>
+          <wp:wrapSquare wrapText="largest"/>
+          <wp:docPr id="4" name="Image1"/>
+          <wp:cNvGraphicFramePr>
+            <a:graphicFrameLocks xmlns:a="http://schemas.openxmlformats.org/drawingml/2006/main" noChangeAspect="1"/>
+          </wp:cNvGraphicFramePr>
+          <a:graphic xmlns:a="http://schemas.openxmlformats.org/drawingml/2006/main">
+            <a:graphicData uri="http://schemas.openxmlformats.org/drawingml/2006/picture">
+              <pic:pic xmlns:pic="http://schemas.openxmlformats.org/drawingml/2006/picture">
+                <pic:nvPicPr>
+                  <pic:cNvPr id="4" name="Image1"/>
+                  <pic:cNvPicPr>
+                    <a:picLocks noChangeAspect="1" noChangeArrowheads="1"/>
+                  </pic:cNvPicPr>
+                </pic:nvPicPr>
+                <pic:blipFill>
+                  <a:blip r:embed="rId1"/>
+                  <a:stretch>
+                    <a:fillRect/>
+                  </a:stretch>
+                </pic:blipFill>
+                <pic:spPr bwMode="auto">
+                  <a:xfrm>
+                    <a:off x="0" y="0"/>
+                    <a:ext cx="2877185" cy="629285"/>
+                  </a:xfrm>
+                  <a:prstGeom prst="rect">
+                    <a:avLst/>
+                  </a:prstGeom>
+                  <a:noFill/>
+                </pic:spPr>
+              </pic:pic>
+            </a:graphicData>
+          </a:graphic>
+        </wp:anchor>
+      </w:drawing>
+    </w:r>
+  </w:p>
+</w:hdr>
+</file>
+
+<file path=word/header3.xml><?xml version="1.0" encoding="utf-8"?>
+<w:hdr xmlns:o="urn:schemas-microsoft-com:office:office" xmlns:r="http://schemas.openxmlformats.org/officeDocument/2006/relationships" xmlns:v="urn:schemas-microsoft-com:vml" xmlns:w="http://schemas.openxmlformats.org/wordprocessingml/2006/main" xmlns:w10="urn:schemas-microsoft-com:office:word" xmlns:wp="http://schemas.openxmlformats.org/drawingml/2006/wordprocessingDrawing" xmlns:pic="http://schemas.openxmlformats.org/drawingml/2006/picture" xmlns:wps="http://schemas.microsoft.com/office/word/2010/wordprocessingShape" xmlns:wpg="http://schemas.microsoft.com/office/word/2010/wordprocessingGroup" xmlns:mc="http://schemas.openxmlformats.org/markup-compatibility/2006" xmlns:wp14="http://schemas.microsoft.com/office/word/2010/wordprocessingDrawing" xmlns:w14="http://schemas.microsoft.com/office/word/2010/wordml" xmlns:w15="http://schemas.microsoft.com/office/word/2012/wordml" mc:Ignorable="w14 wp14 w15">
+  <w:p/>
+</w:hdr>
+</file>
+
 <file path=word/numbering.xml><?xml version="1.0" encoding="utf-8"?>
 <w:numbering xmlns:w="http://schemas.openxmlformats.org/wordprocessingml/2006/main" xmlns:o="urn:schemas-microsoft-com:office:office" xmlns:r="http://schemas.openxmlformats.org/officeDocument/2006/relationships" xmlns:v="urn:schemas-microsoft-com:vml" xmlns:mc="http://schemas.openxmlformats.org/markup-compatibility/2006" xmlns:w14="http://schemas.microsoft.com/office/word/2010/wordml" mc:Ignorable="w14">
   <w:abstractNum w:abstractNumId="1">
     <w:lvl w:ilvl="0">
       <w:start w:val="1"/>
-      <w:numFmt w:val="decimal"/>
-      <w:lvlText w:val="%1."/>
+      <w:numFmt w:val="none"/>
+      <w:suff w:val="nothing"/>
+      <w:lvlText w:val="%1"/>
       <w:lvlJc w:val="start"/>
       <w:pPr>
         <w:tabs>
           <w:tab w:val="num" w:pos="0"/>
         </w:tabs>
-        <w:ind w:start="720" w:hanging="360"/>
-      </w:pPr>
-      <w:rPr>
-        <w:u w:val="none"/>
-      </w:rPr>
+        <w:ind w:start="0" w:hanging="0"/>
+      </w:pPr>
     </w:lvl>
     <w:lvl w:ilvl="1">
       <w:start w:val="1"/>
-      <w:numFmt w:val="decimal"/>
-      <w:lvlText w:val="%2."/>
+      <w:numFmt w:val="none"/>
+      <w:suff w:val="nothing"/>
+      <w:lvlText w:val="%2"/>
       <w:lvlJc w:val="start"/>
       <w:pPr>
         <w:tabs>
           <w:tab w:val="num" w:pos="0"/>
         </w:tabs>
-        <w:ind w:start="1440" w:hanging="360"/>
-      </w:pPr>
-      <w:rPr>
-        <w:u w:val="none"/>
-      </w:rPr>
+        <w:ind w:start="0" w:hanging="0"/>
+      </w:pPr>
     </w:lvl>
     <w:lvl w:ilvl="2">
       <w:start w:val="1"/>
-      <w:numFmt w:val="decimal"/>
-      <w:lvlText w:val="%3."/>
+      <w:numFmt w:val="none"/>
+      <w:suff w:val="nothing"/>
+      <w:lvlText w:val="%3"/>
       <w:lvlJc w:val="start"/>
       <w:pPr>
         <w:tabs>
           <w:tab w:val="num" w:pos="0"/>
         </w:tabs>
-        <w:ind w:start="2160" w:hanging="360"/>
-      </w:pPr>
-      <w:rPr>
-        <w:u w:val="none"/>
-      </w:rPr>
+        <w:ind w:start="0" w:hanging="0"/>
+      </w:pPr>
     </w:lvl>
     <w:lvl w:ilvl="3">
       <w:start w:val="1"/>
-      <w:numFmt w:val="decimal"/>
-      <w:lvlText w:val="%4."/>
+      <w:numFmt w:val="none"/>
+      <w:suff w:val="nothing"/>
+      <w:lvlText w:val="%4"/>
       <w:lvlJc w:val="start"/>
       <w:pPr>
         <w:tabs>
           <w:tab w:val="num" w:pos="0"/>
         </w:tabs>
-        <w:ind w:start="2880" w:hanging="360"/>
-      </w:pPr>
-      <w:rPr>
-        <w:u w:val="none"/>
-      </w:rPr>
+        <w:ind w:start="0" w:hanging="0"/>
+      </w:pPr>
     </w:lvl>
     <w:lvl w:ilvl="4">
       <w:start w:val="1"/>
-      <w:numFmt w:val="decimal"/>
-      <w:lvlText w:val="%5."/>
+      <w:numFmt w:val="none"/>
+      <w:suff w:val="nothing"/>
+      <w:lvlText w:val="%5"/>
       <w:lvlJc w:val="start"/>
       <w:pPr>
         <w:tabs>
           <w:tab w:val="num" w:pos="0"/>
         </w:tabs>
-        <w:ind w:start="3600" w:hanging="360"/>
-      </w:pPr>
-      <w:rPr>
-        <w:u w:val="none"/>
-      </w:rPr>
+        <w:ind w:start="0" w:hanging="0"/>
+      </w:pPr>
     </w:lvl>
     <w:lvl w:ilvl="5">
       <w:start w:val="1"/>
-      <w:numFmt w:val="decimal"/>
-      <w:lvlText w:val="%6."/>
+      <w:numFmt w:val="none"/>
+      <w:suff w:val="nothing"/>
+      <w:lvlText w:val="%6"/>
       <w:lvlJc w:val="start"/>
       <w:pPr>
         <w:tabs>
           <w:tab w:val="num" w:pos="0"/>
         </w:tabs>
-        <w:ind w:start="4320" w:hanging="360"/>
-      </w:pPr>
-      <w:rPr>
-        <w:u w:val="none"/>
-      </w:rPr>
+        <w:ind w:start="0" w:hanging="0"/>
+      </w:pPr>
     </w:lvl>
     <w:lvl w:ilvl="6">
       <w:start w:val="1"/>
-      <w:numFmt w:val="decimal"/>
-      <w:lvlText w:val="%7."/>
+      <w:numFmt w:val="none"/>
+      <w:suff w:val="nothing"/>
+      <w:lvlText w:val="%7"/>
       <w:lvlJc w:val="start"/>
       <w:pPr>
         <w:tabs>
           <w:tab w:val="num" w:pos="0"/>
         </w:tabs>
-        <w:ind w:start="5040" w:hanging="360"/>
-      </w:pPr>
-      <w:rPr>
-        <w:u w:val="none"/>
-      </w:rPr>
+        <w:ind w:start="0" w:hanging="0"/>
+      </w:pPr>
     </w:lvl>
     <w:lvl w:ilvl="7">
       <w:start w:val="1"/>
-      <w:numFmt w:val="decimal"/>
-      <w:lvlText w:val="%8."/>
+      <w:numFmt w:val="none"/>
+      <w:suff w:val="nothing"/>
+      <w:lvlText w:val="%8"/>
       <w:lvlJc w:val="start"/>
       <w:pPr>
         <w:tabs>
           <w:tab w:val="num" w:pos="0"/>
         </w:tabs>
-        <w:ind w:start="5760" w:hanging="360"/>
-      </w:pPr>
-      <w:rPr>
-        <w:u w:val="none"/>
-      </w:rPr>
+        <w:ind w:start="0" w:hanging="0"/>
+      </w:pPr>
     </w:lvl>
     <w:lvl w:ilvl="8">
       <w:start w:val="1"/>
-      <w:numFmt w:val="decimal"/>
-      <w:lvlText w:val="%9."/>
+      <w:numFmt w:val="none"/>
+      <w:suff w:val="nothing"/>
+      <w:lvlText w:val="%9"/>
       <w:lvlJc w:val="start"/>
       <w:pPr>
         <w:tabs>
           <w:tab w:val="num" w:pos="0"/>
         </w:tabs>
-        <w:ind w:start="6480" w:hanging="360"/>
-      </w:pPr>
-      <w:rPr>
-        <w:u w:val="none"/>
-      </w:rPr>
+        <w:ind w:start="0" w:hanging="0"/>
+      </w:pPr>
     </w:lvl>
   </w:abstractNum>
   <w:abstractNum w:abstractNumId="2">
@@ -3112,6 +3214,143 @@
       <w:lvlJc w:val="start"/>
       <w:pPr>
         <w:tabs>
+          <w:tab w:val="num" w:pos="0"/>
+        </w:tabs>
+        <w:ind w:start="720" w:hanging="360"/>
+      </w:pPr>
+      <w:rPr>
+        <w:u w:val="none"/>
+      </w:rPr>
+    </w:lvl>
+    <w:lvl w:ilvl="1">
+      <w:start w:val="1"/>
+      <w:numFmt w:val="decimal"/>
+      <w:lvlText w:val="%2."/>
+      <w:lvlJc w:val="start"/>
+      <w:pPr>
+        <w:tabs>
+          <w:tab w:val="num" w:pos="0"/>
+        </w:tabs>
+        <w:ind w:start="1440" w:hanging="360"/>
+      </w:pPr>
+      <w:rPr>
+        <w:u w:val="none"/>
+      </w:rPr>
+    </w:lvl>
+    <w:lvl w:ilvl="2">
+      <w:start w:val="1"/>
+      <w:numFmt w:val="decimal"/>
+      <w:lvlText w:val="%3."/>
+      <w:lvlJc w:val="start"/>
+      <w:pPr>
+        <w:tabs>
+          <w:tab w:val="num" w:pos="0"/>
+        </w:tabs>
+        <w:ind w:start="2160" w:hanging="360"/>
+      </w:pPr>
+      <w:rPr>
+        <w:u w:val="none"/>
+      </w:rPr>
+    </w:lvl>
+    <w:lvl w:ilvl="3">
+      <w:start w:val="1"/>
+      <w:numFmt w:val="decimal"/>
+      <w:lvlText w:val="%4."/>
+      <w:lvlJc w:val="start"/>
+      <w:pPr>
+        <w:tabs>
+          <w:tab w:val="num" w:pos="0"/>
+        </w:tabs>
+        <w:ind w:start="2880" w:hanging="360"/>
+      </w:pPr>
+      <w:rPr>
+        <w:u w:val="none"/>
+      </w:rPr>
+    </w:lvl>
+    <w:lvl w:ilvl="4">
+      <w:start w:val="1"/>
+      <w:numFmt w:val="decimal"/>
+      <w:lvlText w:val="%5."/>
+      <w:lvlJc w:val="start"/>
+      <w:pPr>
+        <w:tabs>
+          <w:tab w:val="num" w:pos="0"/>
+        </w:tabs>
+        <w:ind w:start="3600" w:hanging="360"/>
+      </w:pPr>
+      <w:rPr>
+        <w:u w:val="none"/>
+      </w:rPr>
+    </w:lvl>
+    <w:lvl w:ilvl="5">
+      <w:start w:val="1"/>
+      <w:numFmt w:val="decimal"/>
+      <w:lvlText w:val="%6."/>
+      <w:lvlJc w:val="start"/>
+      <w:pPr>
+        <w:tabs>
+          <w:tab w:val="num" w:pos="0"/>
+        </w:tabs>
+        <w:ind w:start="4320" w:hanging="360"/>
+      </w:pPr>
+      <w:rPr>
+        <w:u w:val="none"/>
+      </w:rPr>
+    </w:lvl>
+    <w:lvl w:ilvl="6">
+      <w:start w:val="1"/>
+      <w:numFmt w:val="decimal"/>
+      <w:lvlText w:val="%7."/>
+      <w:lvlJc w:val="start"/>
+      <w:pPr>
+        <w:tabs>
+          <w:tab w:val="num" w:pos="0"/>
+        </w:tabs>
+        <w:ind w:start="5040" w:hanging="360"/>
+      </w:pPr>
+      <w:rPr>
+        <w:u w:val="none"/>
+      </w:rPr>
+    </w:lvl>
+    <w:lvl w:ilvl="7">
+      <w:start w:val="1"/>
+      <w:numFmt w:val="decimal"/>
+      <w:lvlText w:val="%8."/>
+      <w:lvlJc w:val="start"/>
+      <w:pPr>
+        <w:tabs>
+          <w:tab w:val="num" w:pos="0"/>
+        </w:tabs>
+        <w:ind w:start="5760" w:hanging="360"/>
+      </w:pPr>
+      <w:rPr>
+        <w:u w:val="none"/>
+      </w:rPr>
+    </w:lvl>
+    <w:lvl w:ilvl="8">
+      <w:start w:val="1"/>
+      <w:numFmt w:val="decimal"/>
+      <w:lvlText w:val="%9."/>
+      <w:lvlJc w:val="start"/>
+      <w:pPr>
+        <w:tabs>
+          <w:tab w:val="num" w:pos="0"/>
+        </w:tabs>
+        <w:ind w:start="6480" w:hanging="360"/>
+      </w:pPr>
+      <w:rPr>
+        <w:u w:val="none"/>
+      </w:rPr>
+    </w:lvl>
+  </w:abstractNum>
+  <w:abstractNum w:abstractNumId="4">
+    <w:lvl w:ilvl="0">
+      <w:start w:val="1"/>
+      <w:numFmt w:val="decimal"/>
+      <w:lvlText w:val="%1."/>
+      <w:lvlJc w:val="start"/>
+      <w:pPr>
+        <w:tabs>
           <w:tab w:val="num" w:pos="720"/>
         </w:tabs>
         <w:ind w:start="720" w:hanging="360"/>
@@ -3221,125 +3460,6 @@
         <w:ind w:start="3600" w:hanging="360"/>
       </w:pPr>
       <w:rPr/>
-    </w:lvl>
-  </w:abstractNum>
-  <w:abstractNum w:abstractNumId="4">
-    <w:lvl w:ilvl="0">
-      <w:start w:val="1"/>
-      <w:numFmt w:val="none"/>
-      <w:suff w:val="nothing"/>
-      <w:lvlText w:val=""/>
-      <w:lvlJc w:val="start"/>
-      <w:pPr>
-        <w:tabs>
-          <w:tab w:val="num" w:pos="0"/>
-        </w:tabs>
-        <w:ind w:start="0" w:hanging="0"/>
-      </w:pPr>
-    </w:lvl>
-    <w:lvl w:ilvl="1">
-      <w:start w:val="1"/>
-      <w:numFmt w:val="none"/>
-      <w:suff w:val="nothing"/>
-      <w:lvlText w:val=""/>
-      <w:lvlJc w:val="start"/>
-      <w:pPr>
-        <w:tabs>
-          <w:tab w:val="num" w:pos="0"/>
-        </w:tabs>
-        <w:ind w:start="0" w:hanging="0"/>
-      </w:pPr>
-    </w:lvl>
-    <w:lvl w:ilvl="2">
-      <w:start w:val="1"/>
-      <w:numFmt w:val="none"/>
-      <w:suff w:val="nothing"/>
-      <w:lvlText w:val=""/>
-      <w:lvlJc w:val="start"/>
-      <w:pPr>
-        <w:tabs>
-          <w:tab w:val="num" w:pos="0"/>
-        </w:tabs>
-        <w:ind w:start="0" w:hanging="0"/>
-      </w:pPr>
-    </w:lvl>
-    <w:lvl w:ilvl="3">
-      <w:start w:val="1"/>
-      <w:numFmt w:val="none"/>
-      <w:suff w:val="nothing"/>
-      <w:lvlText w:val=""/>
-      <w:lvlJc w:val="start"/>
-      <w:pPr>
-        <w:tabs>
-          <w:tab w:val="num" w:pos="0"/>
-        </w:tabs>
-        <w:ind w:start="0" w:hanging="0"/>
-      </w:pPr>
-    </w:lvl>
-    <w:lvl w:ilvl="4">
-      <w:start w:val="1"/>
-      <w:numFmt w:val="none"/>
-      <w:suff w:val="nothing"/>
-      <w:lvlText w:val=""/>
-      <w:lvlJc w:val="start"/>
-      <w:pPr>
-        <w:tabs>
-          <w:tab w:val="num" w:pos="0"/>
-        </w:tabs>
-        <w:ind w:start="0" w:hanging="0"/>
-      </w:pPr>
-    </w:lvl>
-    <w:lvl w:ilvl="5">
-      <w:start w:val="1"/>
-      <w:numFmt w:val="none"/>
-      <w:suff w:val="nothing"/>
-      <w:lvlText w:val=""/>
-      <w:lvlJc w:val="start"/>
-      <w:pPr>
-        <w:tabs>
-          <w:tab w:val="num" w:pos="0"/>
-        </w:tabs>
-        <w:ind w:start="0" w:hanging="0"/>
-      </w:pPr>
-    </w:lvl>
-    <w:lvl w:ilvl="6">
-      <w:start w:val="1"/>
-      <w:numFmt w:val="none"/>
-      <w:suff w:val="nothing"/>
-      <w:lvlText w:val=""/>
-      <w:lvlJc w:val="start"/>
-      <w:pPr>
-        <w:tabs>
-          <w:tab w:val="num" w:pos="0"/>
-        </w:tabs>
-        <w:ind w:start="0" w:hanging="0"/>
-      </w:pPr>
-    </w:lvl>
-    <w:lvl w:ilvl="7">
-      <w:start w:val="1"/>
-      <w:numFmt w:val="none"/>
-      <w:suff w:val="nothing"/>
-      <w:lvlText w:val=""/>
-      <w:lvlJc w:val="start"/>
-      <w:pPr>
-        <w:tabs>
-          <w:tab w:val="num" w:pos="0"/>
-        </w:tabs>
-        <w:ind w:start="0" w:hanging="0"/>
-      </w:pPr>
-    </w:lvl>
-    <w:lvl w:ilvl="8">
-      <w:start w:val="1"/>
-      <w:numFmt w:val="none"/>
-      <w:suff w:val="nothing"/>
-      <w:lvlText w:val=""/>
-      <w:lvlJc w:val="start"/>
-      <w:pPr>
-        <w:tabs>
-          <w:tab w:val="num" w:pos="0"/>
-        </w:tabs>
-        <w:ind w:start="0" w:hanging="0"/>
-      </w:pPr>
     </w:lvl>
   </w:abstractNum>
   <w:num w:numId="1">
@@ -3374,390 +3494,15 @@
       </w:pPr>
     </w:pPrDefault>
   </w:docDefaults>
-  <w:latentStyles w:defLockedState="0" w:defUIPriority="99" w:defSemiHidden="0" w:defUnhideWhenUsed="0" w:defQFormat="0" w:count="376">
-    <w:lsdException w:name="Normal" w:uiPriority="0" w:qFormat="1"/>
-    <w:lsdException w:name="heading 1" w:uiPriority="9" w:qFormat="1"/>
-    <w:lsdException w:name="heading 2" w:uiPriority="9" w:semiHidden="1" w:unhideWhenUsed="1" w:qFormat="1"/>
-    <w:lsdException w:name="heading 3" w:uiPriority="9" w:semiHidden="1" w:unhideWhenUsed="1" w:qFormat="1"/>
-    <w:lsdException w:name="heading 4" w:uiPriority="9" w:semiHidden="1" w:unhideWhenUsed="1" w:qFormat="1"/>
-    <w:lsdException w:name="heading 5" w:uiPriority="9" w:semiHidden="1" w:unhideWhenUsed="1" w:qFormat="1"/>
-    <w:lsdException w:name="heading 6" w:uiPriority="9" w:semiHidden="1" w:unhideWhenUsed="1" w:qFormat="1"/>
-    <w:lsdException w:name="heading 7" w:uiPriority="9" w:semiHidden="1" w:unhideWhenUsed="1" w:qFormat="1"/>
-    <w:lsdException w:name="heading 8" w:uiPriority="9" w:semiHidden="1" w:unhideWhenUsed="1" w:qFormat="1"/>
-    <w:lsdException w:name="heading 9" w:uiPriority="9" w:semiHidden="1" w:unhideWhenUsed="1" w:qFormat="1"/>
-    <w:lsdException w:name="index 1" w:semiHidden="1" w:unhideWhenUsed="1"/>
-    <w:lsdException w:name="index 2" w:semiHidden="1" w:unhideWhenUsed="1"/>
-    <w:lsdException w:name="index 3" w:semiHidden="1" w:unhideWhenUsed="1"/>
-    <w:lsdException w:name="index 4" w:semiHidden="1" w:unhideWhenUsed="1"/>
-    <w:lsdException w:name="index 5" w:semiHidden="1" w:unhideWhenUsed="1"/>
-    <w:lsdException w:name="index 6" w:semiHidden="1" w:unhideWhenUsed="1"/>
-    <w:lsdException w:name="index 7" w:semiHidden="1" w:unhideWhenUsed="1"/>
-    <w:lsdException w:name="index 8" w:semiHidden="1" w:unhideWhenUsed="1"/>
-    <w:lsdException w:name="index 9" w:semiHidden="1" w:unhideWhenUsed="1"/>
-    <w:lsdException w:name="toc 1" w:uiPriority="39" w:semiHidden="1" w:unhideWhenUsed="1"/>
-    <w:lsdException w:name="toc 2" w:uiPriority="39" w:semiHidden="1" w:unhideWhenUsed="1"/>
-    <w:lsdException w:name="toc 3" w:uiPriority="39" w:semiHidden="1" w:unhideWhenUsed="1"/>
-    <w:lsdException w:name="toc 4" w:uiPriority="39" w:semiHidden="1" w:unhideWhenUsed="1"/>
-    <w:lsdException w:name="toc 5" w:uiPriority="39" w:semiHidden="1" w:unhideWhenUsed="1"/>
-    <w:lsdException w:name="toc 6" w:uiPriority="39" w:semiHidden="1" w:unhideWhenUsed="1"/>
-    <w:lsdException w:name="toc 7" w:uiPriority="39" w:semiHidden="1" w:unhideWhenUsed="1"/>
-    <w:lsdException w:name="toc 8" w:uiPriority="39" w:semiHidden="1" w:unhideWhenUsed="1"/>
-    <w:lsdException w:name="toc 9" w:uiPriority="39" w:semiHidden="1" w:unhideWhenUsed="1"/>
-    <w:lsdException w:name="Normal Indent" w:semiHidden="1" w:unhideWhenUsed="1"/>
-    <w:lsdException w:name="footnote text" w:semiHidden="1" w:unhideWhenUsed="1"/>
-    <w:lsdException w:name="annotation text" w:semiHidden="1" w:unhideWhenUsed="1"/>
-    <w:lsdException w:name="header" w:semiHidden="1" w:unhideWhenUsed="1"/>
-    <w:lsdException w:name="footer" w:semiHidden="1" w:unhideWhenUsed="1"/>
-    <w:lsdException w:name="index heading" w:semiHidden="1" w:unhideWhenUsed="1"/>
-    <w:lsdException w:name="caption" w:uiPriority="35" w:semiHidden="1" w:unhideWhenUsed="1" w:qFormat="1"/>
-    <w:lsdException w:name="table of figures" w:semiHidden="1" w:unhideWhenUsed="1"/>
-    <w:lsdException w:name="envelope address" w:semiHidden="1" w:unhideWhenUsed="1"/>
-    <w:lsdException w:name="envelope return" w:semiHidden="1" w:unhideWhenUsed="1"/>
-    <w:lsdException w:name="footnote reference" w:semiHidden="1" w:unhideWhenUsed="1"/>
-    <w:lsdException w:name="annotation reference" w:semiHidden="1" w:unhideWhenUsed="1"/>
-    <w:lsdException w:name="line number" w:semiHidden="1" w:unhideWhenUsed="1"/>
-    <w:lsdException w:name="page number" w:semiHidden="1" w:unhideWhenUsed="1"/>
-    <w:lsdException w:name="endnote reference" w:semiHidden="1" w:unhideWhenUsed="1"/>
-    <w:lsdException w:name="endnote text" w:semiHidden="1" w:unhideWhenUsed="1"/>
-    <w:lsdException w:name="table of authorities" w:semiHidden="1" w:unhideWhenUsed="1"/>
-    <w:lsdException w:name="macro" w:semiHidden="1" w:unhideWhenUsed="1"/>
-    <w:lsdException w:name="toa heading" w:semiHidden="1" w:unhideWhenUsed="1"/>
-    <w:lsdException w:name="List" w:semiHidden="1" w:unhideWhenUsed="1"/>
-    <w:lsdException w:name="List Bullet" w:semiHidden="1" w:unhideWhenUsed="1"/>
-    <w:lsdException w:name="List Number" w:semiHidden="1" w:unhideWhenUsed="1"/>
-    <w:lsdException w:name="List 2" w:semiHidden="1" w:unhideWhenUsed="1"/>
-    <w:lsdException w:name="List 3" w:semiHidden="1" w:unhideWhenUsed="1"/>
-    <w:lsdException w:name="List 4" w:semiHidden="1" w:unhideWhenUsed="1"/>
-    <w:lsdException w:name="List 5" w:semiHidden="1" w:unhideWhenUsed="1"/>
-    <w:lsdException w:name="List Bullet 2" w:semiHidden="1" w:unhideWhenUsed="1"/>
-    <w:lsdException w:name="List Bullet 3" w:semiHidden="1" w:unhideWhenUsed="1"/>
-    <w:lsdException w:name="List Bullet 4" w:semiHidden="1" w:unhideWhenUsed="1"/>
-    <w:lsdException w:name="List Bullet 5" w:semiHidden="1" w:unhideWhenUsed="1"/>
-    <w:lsdException w:name="List Number 2" w:semiHidden="1" w:unhideWhenUsed="1"/>
-    <w:lsdException w:name="List Number 3" w:semiHidden="1" w:unhideWhenUsed="1"/>
-    <w:lsdException w:name="List Number 4" w:semiHidden="1" w:unhideWhenUsed="1"/>
-    <w:lsdException w:name="List Number 5" w:semiHidden="1" w:unhideWhenUsed="1"/>
-    <w:lsdException w:name="Title" w:uiPriority="10" w:qFormat="1"/>
-    <w:lsdException w:name="Closing" w:semiHidden="1" w:unhideWhenUsed="1"/>
-    <w:lsdException w:name="Signature" w:semiHidden="1" w:unhideWhenUsed="1"/>
-    <w:lsdException w:name="Default Paragraph Font" w:uiPriority="1" w:semiHidden="1" w:unhideWhenUsed="1"/>
-    <w:lsdException w:name="Body Text" w:semiHidden="1" w:unhideWhenUsed="1"/>
-    <w:lsdException w:name="Body Text Indent" w:semiHidden="1" w:unhideWhenUsed="1"/>
-    <w:lsdException w:name="List Continue" w:semiHidden="1" w:unhideWhenUsed="1"/>
-    <w:lsdException w:name="List Continue 2" w:semiHidden="1" w:unhideWhenUsed="1"/>
-    <w:lsdException w:name="List Continue 3" w:semiHidden="1" w:unhideWhenUsed="1"/>
-    <w:lsdException w:name="List Continue 4" w:semiHidden="1" w:unhideWhenUsed="1"/>
-    <w:lsdException w:name="List Continue 5" w:semiHidden="1" w:unhideWhenUsed="1"/>
-    <w:lsdException w:name="Message Header" w:semiHidden="1" w:unhideWhenUsed="1"/>
-    <w:lsdException w:name="Subtitle" w:uiPriority="11" w:qFormat="1"/>
-    <w:lsdException w:name="Salutation" w:semiHidden="1" w:unhideWhenUsed="1"/>
-    <w:lsdException w:name="Date" w:semiHidden="1" w:unhideWhenUsed="1"/>
-    <w:lsdException w:name="Body Text First Indent" w:semiHidden="1" w:unhideWhenUsed="1"/>
-    <w:lsdException w:name="Body Text First Indent 2" w:semiHidden="1" w:unhideWhenUsed="1"/>
-    <w:lsdException w:name="Note Heading" w:semiHidden="1" w:unhideWhenUsed="1"/>
-    <w:lsdException w:name="Body Text 2" w:semiHidden="1" w:unhideWhenUsed="1"/>
-    <w:lsdException w:name="Body Text 3" w:semiHidden="1" w:unhideWhenUsed="1"/>
-    <w:lsdException w:name="Body Text Indent 2" w:semiHidden="1" w:unhideWhenUsed="1"/>
-    <w:lsdException w:name="Body Text Indent 3" w:semiHidden="1" w:unhideWhenUsed="1"/>
-    <w:lsdException w:name="Block Text" w:semiHidden="1" w:unhideWhenUsed="1"/>
-    <w:lsdException w:name="Hyperlink" w:semiHidden="1" w:unhideWhenUsed="1"/>
-    <w:lsdException w:name="FollowedHyperlink" w:semiHidden="1" w:unhideWhenUsed="1"/>
-    <w:lsdException w:name="Strong" w:uiPriority="22" w:qFormat="1"/>
-    <w:lsdException w:name="Emphasis" w:uiPriority="20" w:qFormat="1"/>
-    <w:lsdException w:name="Document Map" w:semiHidden="1" w:unhideWhenUsed="1"/>
-    <w:lsdException w:name="Plain Text" w:semiHidden="1" w:unhideWhenUsed="1"/>
-    <w:lsdException w:name="E-mail Signature" w:semiHidden="1" w:unhideWhenUsed="1"/>
-    <w:lsdException w:name="HTML Top of Form" w:semiHidden="1" w:unhideWhenUsed="1"/>
-    <w:lsdException w:name="HTML Bottom of Form" w:semiHidden="1" w:unhideWhenUsed="1"/>
-    <w:lsdException w:name="Normal (Web)" w:semiHidden="1" w:unhideWhenUsed="1"/>
-    <w:lsdException w:name="HTML Acronym" w:semiHidden="1" w:unhideWhenUsed="1"/>
-    <w:lsdException w:name="HTML Address" w:semiHidden="1" w:unhideWhenUsed="1"/>
-    <w:lsdException w:name="HTML Cite" w:semiHidden="1" w:unhideWhenUsed="1"/>
-    <w:lsdException w:name="HTML Code" w:semiHidden="1" w:unhideWhenUsed="1"/>
-    <w:lsdException w:name="HTML Definition" w:semiHidden="1" w:unhideWhenUsed="1"/>
-    <w:lsdException w:name="HTML Keyboard" w:semiHidden="1" w:unhideWhenUsed="1"/>
-    <w:lsdException w:name="HTML Preformatted" w:semiHidden="1" w:unhideWhenUsed="1"/>
-    <w:lsdException w:name="HTML Sample" w:semiHidden="1" w:unhideWhenUsed="1"/>
-    <w:lsdException w:name="HTML Typewriter" w:semiHidden="1" w:unhideWhenUsed="1"/>
-    <w:lsdException w:name="HTML Variable" w:semiHidden="1" w:unhideWhenUsed="1"/>
-    <w:lsdException w:name="Normal Table" w:semiHidden="1" w:unhideWhenUsed="1"/>
-    <w:lsdException w:name="annotation subject" w:semiHidden="1" w:unhideWhenUsed="1"/>
-    <w:lsdException w:name="No List" w:semiHidden="1" w:unhideWhenUsed="1"/>
-    <w:lsdException w:name="Outline List 1" w:semiHidden="1" w:unhideWhenUsed="1"/>
-    <w:lsdException w:name="Outline List 2" w:semiHidden="1" w:unhideWhenUsed="1"/>
-    <w:lsdException w:name="Outline List 3" w:semiHidden="1" w:unhideWhenUsed="1"/>
-    <w:lsdException w:name="Table Simple 1" w:semiHidden="1" w:unhideWhenUsed="1"/>
-    <w:lsdException w:name="Table Simple 2" w:semiHidden="1" w:unhideWhenUsed="1"/>
-    <w:lsdException w:name="Table Simple 3" w:semiHidden="1" w:unhideWhenUsed="1"/>
-    <w:lsdException w:name="Table Classic 1" w:semiHidden="1" w:unhideWhenUsed="1"/>
-    <w:lsdException w:name="Table Classic 2" w:semiHidden="1" w:unhideWhenUsed="1"/>
-    <w:lsdException w:name="Table Classic 3" w:semiHidden="1" w:unhideWhenUsed="1"/>
-    <w:lsdException w:name="Table Classic 4" w:semiHidden="1" w:unhideWhenUsed="1"/>
-    <w:lsdException w:name="Table Colorful 1" w:semiHidden="1" w:unhideWhenUsed="1"/>
-    <w:lsdException w:name="Table Colorful 2" w:semiHidden="1" w:unhideWhenUsed="1"/>
-    <w:lsdException w:name="Table Colorful 3" w:semiHidden="1" w:unhideWhenUsed="1"/>
-    <w:lsdException w:name="Table Columns 1" w:semiHidden="1" w:unhideWhenUsed="1"/>
-    <w:lsdException w:name="Table Columns 2" w:semiHidden="1" w:unhideWhenUsed="1"/>
-    <w:lsdException w:name="Table Columns 3" w:semiHidden="1" w:unhideWhenUsed="1"/>
-    <w:lsdException w:name="Table Columns 4" w:semiHidden="1" w:unhideWhenUsed="1"/>
-    <w:lsdException w:name="Table Columns 5" w:semiHidden="1" w:unhideWhenUsed="1"/>
-    <w:lsdException w:name="Table Grid 1" w:semiHidden="1" w:unhideWhenUsed="1"/>
-    <w:lsdException w:name="Table Grid 2" w:semiHidden="1" w:unhideWhenUsed="1"/>
-    <w:lsdException w:name="Table Grid 3" w:semiHidden="1" w:unhideWhenUsed="1"/>
-    <w:lsdException w:name="Table Grid 4" w:semiHidden="1" w:unhideWhenUsed="1"/>
-    <w:lsdException w:name="Table Grid 5" w:semiHidden="1" w:unhideWhenUsed="1"/>
-    <w:lsdException w:name="Table Grid 6" w:semiHidden="1" w:unhideWhenUsed="1"/>
-    <w:lsdException w:name="Table Grid 7" w:semiHidden="1" w:unhideWhenUsed="1"/>
-    <w:lsdException w:name="Table Grid 8" w:semiHidden="1" w:unhideWhenUsed="1"/>
-    <w:lsdException w:name="Table List 1" w:semiHidden="1" w:unhideWhenUsed="1"/>
-    <w:lsdException w:name="Table List 2" w:semiHidden="1" w:unhideWhenUsed="1"/>
-    <w:lsdException w:name="Table List 3" w:semiHidden="1" w:unhideWhenUsed="1"/>
-    <w:lsdException w:name="Table List 4" w:semiHidden="1" w:unhideWhenUsed="1"/>
-    <w:lsdException w:name="Table List 5" w:semiHidden="1" w:unhideWhenUsed="1"/>
-    <w:lsdException w:name="Table List 6" w:semiHidden="1" w:unhideWhenUsed="1"/>
-    <w:lsdException w:name="Table List 7" w:semiHidden="1" w:unhideWhenUsed="1"/>
-    <w:lsdException w:name="Table List 8" w:semiHidden="1" w:unhideWhenUsed="1"/>
-    <w:lsdException w:name="Table 3D effects 1" w:semiHidden="1" w:unhideWhenUsed="1"/>
-    <w:lsdException w:name="Table 3D effects 2" w:semiHidden="1" w:unhideWhenUsed="1"/>
-    <w:lsdException w:name="Table 3D effects 3" w:semiHidden="1" w:unhideWhenUsed="1"/>
-    <w:lsdException w:name="Table Contemporary" w:semiHidden="1" w:unhideWhenUsed="1"/>
-    <w:lsdException w:name="Table Elegant" w:semiHidden="1" w:unhideWhenUsed="1"/>
-    <w:lsdException w:name="Table Professional" w:semiHidden="1" w:unhideWhenUsed="1"/>
-    <w:lsdException w:name="Table Subtle 1" w:semiHidden="1" w:unhideWhenUsed="1"/>
-    <w:lsdException w:name="Table Subtle 2" w:semiHidden="1" w:unhideWhenUsed="1"/>
-    <w:lsdException w:name="Table Web 1" w:semiHidden="1" w:unhideWhenUsed="1"/>
-    <w:lsdException w:name="Table Web 2" w:semiHidden="1" w:unhideWhenUsed="1"/>
-    <w:lsdException w:name="Table Web 3" w:semiHidden="1" w:unhideWhenUsed="1"/>
-    <w:lsdException w:name="Balloon Text" w:semiHidden="1" w:unhideWhenUsed="1"/>
-    <w:lsdException w:name="Table Grid" w:uiPriority="39"/>
-    <w:lsdException w:name="Table Theme" w:semiHidden="1" w:unhideWhenUsed="1"/>
-    <w:lsdException w:name="Placeholder Text" w:semiHidden="1"/>
-    <w:lsdException w:name="No Spacing" w:uiPriority="1" w:qFormat="1"/>
-    <w:lsdException w:name="Light Shading" w:uiPriority="60"/>
-    <w:lsdException w:name="Light List" w:uiPriority="61"/>
-    <w:lsdException w:name="Light Grid" w:uiPriority="62"/>
-    <w:lsdException w:name="Medium Shading 1" w:uiPriority="63"/>
-    <w:lsdException w:name="Medium Shading 2" w:uiPriority="64"/>
-    <w:lsdException w:name="Medium List 1" w:uiPriority="65"/>
-    <w:lsdException w:name="Medium List 2" w:uiPriority="66"/>
-    <w:lsdException w:name="Medium Grid 1" w:uiPriority="67"/>
-    <w:lsdException w:name="Medium Grid 2" w:uiPriority="68"/>
-    <w:lsdException w:name="Medium Grid 3" w:uiPriority="69"/>
-    <w:lsdException w:name="Dark List" w:uiPriority="70"/>
-    <w:lsdException w:name="Colorful Shading" w:uiPriority="71"/>
-    <w:lsdException w:name="Colorful List" w:uiPriority="72"/>
-    <w:lsdException w:name="Colorful Grid" w:uiPriority="73"/>
-    <w:lsdException w:name="Light Shading Accent 1" w:uiPriority="60"/>
-    <w:lsdException w:name="Light List Accent 1" w:uiPriority="61"/>
-    <w:lsdException w:name="Light Grid Accent 1" w:uiPriority="62"/>
-    <w:lsdException w:name="Medium Shading 1 Accent 1" w:uiPriority="63"/>
-    <w:lsdException w:name="Medium Shading 2 Accent 1" w:uiPriority="64"/>
-    <w:lsdException w:name="Medium List 1 Accent 1" w:uiPriority="65"/>
-    <w:lsdException w:name="Revision" w:semiHidden="1"/>
-    <w:lsdException w:name="List Paragraph" w:uiPriority="34" w:qFormat="1"/>
-    <w:lsdException w:name="Quote" w:uiPriority="29" w:qFormat="1"/>
-    <w:lsdException w:name="Intense Quote" w:uiPriority="30" w:qFormat="1"/>
-    <w:lsdException w:name="Medium List 2 Accent 1" w:uiPriority="66"/>
-    <w:lsdException w:name="Medium Grid 1 Accent 1" w:uiPriority="67"/>
-    <w:lsdException w:name="Medium Grid 2 Accent 1" w:uiPriority="68"/>
-    <w:lsdException w:name="Medium Grid 3 Accent 1" w:uiPriority="69"/>
-    <w:lsdException w:name="Dark List Accent 1" w:uiPriority="70"/>
-    <w:lsdException w:name="Colorful Shading Accent 1" w:uiPriority="71"/>
-    <w:lsdException w:name="Colorful List Accent 1" w:uiPriority="72"/>
-    <w:lsdException w:name="Colorful Grid Accent 1" w:uiPriority="73"/>
-    <w:lsdException w:name="Light Shading Accent 2" w:uiPriority="60"/>
-    <w:lsdException w:name="Light List Accent 2" w:uiPriority="61"/>
-    <w:lsdException w:name="Light Grid Accent 2" w:uiPriority="62"/>
-    <w:lsdException w:name="Medium Shading 1 Accent 2" w:uiPriority="63"/>
-    <w:lsdException w:name="Medium Shading 2 Accent 2" w:uiPriority="64"/>
-    <w:lsdException w:name="Medium List 1 Accent 2" w:uiPriority="65"/>
-    <w:lsdException w:name="Medium List 2 Accent 2" w:uiPriority="66"/>
-    <w:lsdException w:name="Medium Grid 1 Accent 2" w:uiPriority="67"/>
-    <w:lsdException w:name="Medium Grid 2 Accent 2" w:uiPriority="68"/>
-    <w:lsdException w:name="Medium Grid 3 Accent 2" w:uiPriority="69"/>
-    <w:lsdException w:name="Dark List Accent 2" w:uiPriority="70"/>
-    <w:lsdException w:name="Colorful Shading Accent 2" w:uiPriority="71"/>
-    <w:lsdException w:name="Colorful List Accent 2" w:uiPriority="72"/>
-    <w:lsdException w:name="Colorful Grid Accent 2" w:uiPriority="73"/>
-    <w:lsdException w:name="Light Shading Accent 3" w:uiPriority="60"/>
-    <w:lsdException w:name="Light List Accent 3" w:uiPriority="61"/>
-    <w:lsdException w:name="Light Grid Accent 3" w:uiPriority="62"/>
-    <w:lsdException w:name="Medium Shading 1 Accent 3" w:uiPriority="63"/>
-    <w:lsdException w:name="Medium Shading 2 Accent 3" w:uiPriority="64"/>
-    <w:lsdException w:name="Medium List 1 Accent 3" w:uiPriority="65"/>
-    <w:lsdException w:name="Medium List 2 Accent 3" w:uiPriority="66"/>
-    <w:lsdException w:name="Medium Grid 1 Accent 3" w:uiPriority="67"/>
-    <w:lsdException w:name="Medium Grid 2 Accent 3" w:uiPriority="68"/>
-    <w:lsdException w:name="Medium Grid 3 Accent 3" w:uiPriority="69"/>
-    <w:lsdException w:name="Dark List Accent 3" w:uiPriority="70"/>
-    <w:lsdException w:name="Colorful Shading Accent 3" w:uiPriority="71"/>
-    <w:lsdException w:name="Colorful List Accent 3" w:uiPriority="72"/>
-    <w:lsdException w:name="Colorful Grid Accent 3" w:uiPriority="73"/>
-    <w:lsdException w:name="Light Shading Accent 4" w:uiPriority="60"/>
-    <w:lsdException w:name="Light List Accent 4" w:uiPriority="61"/>
-    <w:lsdException w:name="Light Grid Accent 4" w:uiPriority="62"/>
-    <w:lsdException w:name="Medium Shading 1 Accent 4" w:uiPriority="63"/>
-    <w:lsdException w:name="Medium Shading 2 Accent 4" w:uiPriority="64"/>
-    <w:lsdException w:name="Medium List 1 Accent 4" w:uiPriority="65"/>
-    <w:lsdException w:name="Medium List 2 Accent 4" w:uiPriority="66"/>
-    <w:lsdException w:name="Medium Grid 1 Accent 4" w:uiPriority="67"/>
-    <w:lsdException w:name="Medium Grid 2 Accent 4" w:uiPriority="68"/>
-    <w:lsdException w:name="Medium Grid 3 Accent 4" w:uiPriority="69"/>
-    <w:lsdException w:name="Dark List Accent 4" w:uiPriority="70"/>
-    <w:lsdException w:name="Colorful Shading Accent 4" w:uiPriority="71"/>
-    <w:lsdException w:name="Colorful List Accent 4" w:uiPriority="72"/>
-    <w:lsdException w:name="Colorful Grid Accent 4" w:uiPriority="73"/>
-    <w:lsdException w:name="Light Shading Accent 5" w:uiPriority="60"/>
-    <w:lsdException w:name="Light List Accent 5" w:uiPriority="61"/>
-    <w:lsdException w:name="Light Grid Accent 5" w:uiPriority="62"/>
-    <w:lsdException w:name="Medium Shading 1 Accent 5" w:uiPriority="63"/>
-    <w:lsdException w:name="Medium Shading 2 Accent 5" w:uiPriority="64"/>
-    <w:lsdException w:name="Medium List 1 Accent 5" w:uiPriority="65"/>
-    <w:lsdException w:name="Medium List 2 Accent 5" w:uiPriority="66"/>
-    <w:lsdException w:name="Medium Grid 1 Accent 5" w:uiPriority="67"/>
-    <w:lsdException w:name="Medium Grid 2 Accent 5" w:uiPriority="68"/>
-    <w:lsdException w:name="Medium Grid 3 Accent 5" w:uiPriority="69"/>
-    <w:lsdException w:name="Dark List Accent 5" w:uiPriority="70"/>
-    <w:lsdException w:name="Colorful Shading Accent 5" w:uiPriority="71"/>
-    <w:lsdException w:name="Colorful List Accent 5" w:uiPriority="72"/>
-    <w:lsdException w:name="Colorful Grid Accent 5" w:uiPriority="73"/>
-    <w:lsdException w:name="Light Shading Accent 6" w:uiPriority="60"/>
-    <w:lsdException w:name="Light List Accent 6" w:uiPriority="61"/>
-    <w:lsdException w:name="Light Grid Accent 6" w:uiPriority="62"/>
-    <w:lsdException w:name="Medium Shading 1 Accent 6" w:uiPriority="63"/>
-    <w:lsdException w:name="Medium Shading 2 Accent 6" w:uiPriority="64"/>
-    <w:lsdException w:name="Medium List 1 Accent 6" w:uiPriority="65"/>
-    <w:lsdException w:name="Medium List 2 Accent 6" w:uiPriority="66"/>
-    <w:lsdException w:name="Medium Grid 1 Accent 6" w:uiPriority="67"/>
-    <w:lsdException w:name="Medium Grid 2 Accent 6" w:uiPriority="68"/>
-    <w:lsdException w:name="Medium Grid 3 Accent 6" w:uiPriority="69"/>
-    <w:lsdException w:name="Dark List Accent 6" w:uiPriority="70"/>
-    <w:lsdException w:name="Colorful Shading Accent 6" w:uiPriority="71"/>
-    <w:lsdException w:name="Colorful List Accent 6" w:uiPriority="72"/>
-    <w:lsdException w:name="Colorful Grid Accent 6" w:uiPriority="73"/>
-    <w:lsdException w:name="Subtle Emphasis" w:uiPriority="19" w:qFormat="1"/>
-    <w:lsdException w:name="Intense Emphasis" w:uiPriority="21" w:qFormat="1"/>
-    <w:lsdException w:name="Subtle Reference" w:uiPriority="31" w:qFormat="1"/>
-    <w:lsdException w:name="Intense Reference" w:uiPriority="32" w:qFormat="1"/>
-    <w:lsdException w:name="Book Title" w:uiPriority="33" w:qFormat="1"/>
-    <w:lsdException w:name="Bibliography" w:uiPriority="37" w:semiHidden="1" w:unhideWhenUsed="1"/>
-    <w:lsdException w:name="TOC Heading" w:uiPriority="39" w:semiHidden="1" w:unhideWhenUsed="1" w:qFormat="1"/>
-    <w:lsdException w:name="Plain Table 1" w:uiPriority="41"/>
-    <w:lsdException w:name="Plain Table 2" w:uiPriority="42"/>
-    <w:lsdException w:name="Plain Table 3" w:uiPriority="43"/>
-    <w:lsdException w:name="Plain Table 4" w:uiPriority="44"/>
-    <w:lsdException w:name="Plain Table 5" w:uiPriority="45"/>
-    <w:lsdException w:name="Grid Table Light" w:uiPriority="40"/>
-    <w:lsdException w:name="Grid Table 1 Light" w:uiPriority="46"/>
-    <w:lsdException w:name="Grid Table 2" w:uiPriority="47"/>
-    <w:lsdException w:name="Grid Table 3" w:uiPriority="48"/>
-    <w:lsdException w:name="Grid Table 4" w:uiPriority="49"/>
-    <w:lsdException w:name="Grid Table 5 Dark" w:uiPriority="50"/>
-    <w:lsdException w:name="Grid Table 6 Colorful" w:uiPriority="51"/>
-    <w:lsdException w:name="Grid Table 7 Colorful" w:uiPriority="52"/>
-    <w:lsdException w:name="Grid Table 1 Light Accent 1" w:uiPriority="46"/>
-    <w:lsdException w:name="Grid Table 2 Accent 1" w:uiPriority="47"/>
-    <w:lsdException w:name="Grid Table 3 Accent 1" w:uiPriority="48"/>
-    <w:lsdException w:name="Grid Table 4 Accent 1" w:uiPriority="49"/>
-    <w:lsdException w:name="Grid Table 5 Dark Accent 1" w:uiPriority="50"/>
-    <w:lsdException w:name="Grid Table 6 Colorful Accent 1" w:uiPriority="51"/>
-    <w:lsdException w:name="Grid Table 7 Colorful Accent 1" w:uiPriority="52"/>
-    <w:lsdException w:name="Grid Table 1 Light Accent 2" w:uiPriority="46"/>
-    <w:lsdException w:name="Grid Table 2 Accent 2" w:uiPriority="47"/>
-    <w:lsdException w:name="Grid Table 3 Accent 2" w:uiPriority="48"/>
-    <w:lsdException w:name="Grid Table 4 Accent 2" w:uiPriority="49"/>
-    <w:lsdException w:name="Grid Table 5 Dark Accent 2" w:uiPriority="50"/>
-    <w:lsdException w:name="Grid Table 6 Colorful Accent 2" w:uiPriority="51"/>
-    <w:lsdException w:name="Grid Table 7 Colorful Accent 2" w:uiPriority="52"/>
-    <w:lsdException w:name="Grid Table 1 Light Accent 3" w:uiPriority="46"/>
-    <w:lsdException w:name="Grid Table 2 Accent 3" w:uiPriority="47"/>
-    <w:lsdException w:name="Grid Table 3 Accent 3" w:uiPriority="48"/>
-    <w:lsdException w:name="Grid Table 4 Accent 3" w:uiPriority="49"/>
-    <w:lsdException w:name="Grid Table 5 Dark Accent 3" w:uiPriority="50"/>
-    <w:lsdException w:name="Grid Table 6 Colorful Accent 3" w:uiPriority="51"/>
-    <w:lsdException w:name="Grid Table 7 Colorful Accent 3" w:uiPriority="52"/>
-    <w:lsdException w:name="Grid Table 1 Light Accent 4" w:uiPriority="46"/>
-    <w:lsdException w:name="Grid Table 2 Accent 4" w:uiPriority="47"/>
-    <w:lsdException w:name="Grid Table 3 Accent 4" w:uiPriority="48"/>
-    <w:lsdException w:name="Grid Table 4 Accent 4" w:uiPriority="49"/>
-    <w:lsdException w:name="Grid Table 5 Dark Accent 4" w:uiPriority="50"/>
-    <w:lsdException w:name="Grid Table 6 Colorful Accent 4" w:uiPriority="51"/>
-    <w:lsdException w:name="Grid Table 7 Colorful Accent 4" w:uiPriority="52"/>
-    <w:lsdException w:name="Grid Table 1 Light Accent 5" w:uiPriority="46"/>
-    <w:lsdException w:name="Grid Table 2 Accent 5" w:uiPriority="47"/>
-    <w:lsdException w:name="Grid Table 3 Accent 5" w:uiPriority="48"/>
-    <w:lsdException w:name="Grid Table 4 Accent 5" w:uiPriority="49"/>
-    <w:lsdException w:name="Grid Table 5 Dark Accent 5" w:uiPriority="50"/>
-    <w:lsdException w:name="Grid Table 6 Colorful Accent 5" w:uiPriority="51"/>
-    <w:lsdException w:name="Grid Table 7 Colorful Accent 5" w:uiPriority="52"/>
-    <w:lsdException w:name="Grid Table 1 Light Accent 6" w:uiPriority="46"/>
-    <w:lsdException w:name="Grid Table 2 Accent 6" w:uiPriority="47"/>
-    <w:lsdException w:name="Grid Table 3 Accent 6" w:uiPriority="48"/>
-    <w:lsdException w:name="Grid Table 4 Accent 6" w:uiPriority="49"/>
-    <w:lsdException w:name="Grid Table 5 Dark Accent 6" w:uiPriority="50"/>
-    <w:lsdException w:name="Grid Table 6 Colorful Accent 6" w:uiPriority="51"/>
-    <w:lsdException w:name="Grid Table 7 Colorful Accent 6" w:uiPriority="52"/>
-    <w:lsdException w:name="List Table 1 Light" w:uiPriority="46"/>
-    <w:lsdException w:name="List Table 2" w:uiPriority="47"/>
-    <w:lsdException w:name="List Table 3" w:uiPriority="48"/>
-    <w:lsdException w:name="List Table 4" w:uiPriority="49"/>
-    <w:lsdException w:name="List Table 5 Dark" w:uiPriority="50"/>
-    <w:lsdException w:name="List Table 6 Colorful" w:uiPriority="51"/>
-    <w:lsdException w:name="List Table 7 Colorful" w:uiPriority="52"/>
-    <w:lsdException w:name="List Table 1 Light Accent 1" w:uiPriority="46"/>
-    <w:lsdException w:name="List Table 2 Accent 1" w:uiPriority="47"/>
-    <w:lsdException w:name="List Table 3 Accent 1" w:uiPriority="48"/>
-    <w:lsdException w:name="List Table 4 Accent 1" w:uiPriority="49"/>
-    <w:lsdException w:name="List Table 5 Dark Accent 1" w:uiPriority="50"/>
-    <w:lsdException w:name="List Table 6 Colorful Accent 1" w:uiPriority="51"/>
-    <w:lsdException w:name="List Table 7 Colorful Accent 1" w:uiPriority="52"/>
-    <w:lsdException w:name="List Table 1 Light Accent 2" w:uiPriority="46"/>
-    <w:lsdException w:name="List Table 2 Accent 2" w:uiPriority="47"/>
-    <w:lsdException w:name="List Table 3 Accent 2" w:uiPriority="48"/>
-    <w:lsdException w:name="List Table 4 Accent 2" w:uiPriority="49"/>
-    <w:lsdException w:name="List Table 5 Dark Accent 2" w:uiPriority="50"/>
-    <w:lsdException w:name="List Table 6 Colorful Accent 2" w:uiPriority="51"/>
-    <w:lsdException w:name="List Table 7 Colorful Accent 2" w:uiPriority="52"/>
-    <w:lsdException w:name="List Table 1 Light Accent 3" w:uiPriority="46"/>
-    <w:lsdException w:name="List Table 2 Accent 3" w:uiPriority="47"/>
-    <w:lsdException w:name="List Table 3 Accent 3" w:uiPriority="48"/>
-    <w:lsdException w:name="List Table 4 Accent 3" w:uiPriority="49"/>
-    <w:lsdException w:name="List Table 5 Dark Accent 3" w:uiPriority="50"/>
-    <w:lsdException w:name="List Table 6 Colorful Accent 3" w:uiPriority="51"/>
-    <w:lsdException w:name="List Table 7 Colorful Accent 3" w:uiPriority="52"/>
-    <w:lsdException w:name="List Table 1 Light Accent 4" w:uiPriority="46"/>
-    <w:lsdException w:name="List Table 2 Accent 4" w:uiPriority="47"/>
-    <w:lsdException w:name="List Table 3 Accent 4" w:uiPriority="48"/>
-    <w:lsdException w:name="List Table 4 Accent 4" w:uiPriority="49"/>
-    <w:lsdException w:name="List Table 5 Dark Accent 4" w:uiPriority="50"/>
-    <w:lsdException w:name="List Table 6 Colorful Accent 4" w:uiPriority="51"/>
-    <w:lsdException w:name="List Table 7 Colorful Accent 4" w:uiPriority="52"/>
-    <w:lsdException w:name="List Table 1 Light Accent 5" w:uiPriority="46"/>
-    <w:lsdException w:name="List Table 2 Accent 5" w:uiPriority="47"/>
-    <w:lsdException w:name="List Table 3 Accent 5" w:uiPriority="48"/>
-    <w:lsdException w:name="List Table 4 Accent 5" w:uiPriority="49"/>
-    <w:lsdException w:name="List Table 5 Dark Accent 5" w:uiPriority="50"/>
-    <w:lsdException w:name="List Table 6 Colorful Accent 5" w:uiPriority="51"/>
-    <w:lsdException w:name="List Table 7 Colorful Accent 5" w:uiPriority="52"/>
-    <w:lsdException w:name="List Table 1 Light Accent 6" w:uiPriority="46"/>
-    <w:lsdException w:name="List Table 2 Accent 6" w:uiPriority="47"/>
-    <w:lsdException w:name="List Table 3 Accent 6" w:uiPriority="48"/>
-    <w:lsdException w:name="List Table 4 Accent 6" w:uiPriority="49"/>
-    <w:lsdException w:name="List Table 5 Dark Accent 6" w:uiPriority="50"/>
-    <w:lsdException w:name="List Table 6 Colorful Accent 6" w:uiPriority="51"/>
-    <w:lsdException w:name="List Table 7 Colorful Accent 6" w:uiPriority="52"/>
-    <w:lsdException w:name="Mention" w:semiHidden="1" w:unhideWhenUsed="1"/>
-    <w:lsdException w:name="Smart Hyperlink" w:semiHidden="1" w:unhideWhenUsed="1"/>
-    <w:lsdException w:name="Hashtag" w:semiHidden="1" w:unhideWhenUsed="1"/>
-    <w:lsdException w:name="Unresolved Mention" w:semiHidden="1" w:unhideWhenUsed="1"/>
-    <w:lsdException w:name="Smart Link" w:semiHidden="1" w:unhideWhenUsed="1"/>
-  </w:latentStyles>
-  <w:style w:type="paragraph" w:styleId="Normal" w:default="1">
+  <w:style w:type="paragraph" w:styleId="Normal">
     <w:name w:val="Normal"/>
     <w:qFormat/>
     <w:pPr>
       <w:widowControl/>
       <w:suppressAutoHyphens w:val="true"/>
+      <w:kinsoku w:val="true"/>
+      <w:overflowPunct w:val="true"/>
+      <w:autoSpaceDE w:val="true"/>
       <w:bidi w:val="0"/>
       <w:spacing w:lineRule="auto" w:line="276" w:before="0" w:after="0"/>
       <w:jc w:val="start"/>
@@ -3775,11 +3520,14 @@
     <w:name w:val="heading 1"/>
     <w:basedOn w:val="Normal"/>
     <w:next w:val="Normal"/>
-    <w:uiPriority w:val="9"/>
     <w:qFormat/>
     <w:pPr>
       <w:keepNext w:val="true"/>
       <w:keepLines/>
+      <w:numPr>
+        <w:ilvl w:val="0"/>
+        <w:numId w:val="0"/>
+      </w:numPr>
       <w:spacing w:before="400" w:after="120"/>
       <w:outlineLvl w:val="0"/>
     </w:pPr>
@@ -3792,13 +3540,14 @@
     <w:name w:val="heading 2"/>
     <w:basedOn w:val="Normal"/>
     <w:next w:val="Normal"/>
-    <w:uiPriority w:val="9"/>
-    <w:semiHidden/>
-    <w:unhideWhenUsed/>
     <w:qFormat/>
     <w:pPr>
       <w:keepNext w:val="true"/>
       <w:keepLines/>
+      <w:numPr>
+        <w:ilvl w:val="0"/>
+        <w:numId w:val="0"/>
+      </w:numPr>
       <w:spacing w:before="360" w:after="120"/>
       <w:outlineLvl w:val="1"/>
     </w:pPr>
@@ -3811,13 +3560,14 @@
     <w:name w:val="heading 3"/>
     <w:basedOn w:val="Normal"/>
     <w:next w:val="Normal"/>
-    <w:uiPriority w:val="9"/>
-    <w:semiHidden/>
-    <w:unhideWhenUsed/>
     <w:qFormat/>
     <w:pPr>
       <w:keepNext w:val="true"/>
       <w:keepLines/>
+      <w:numPr>
+        <w:ilvl w:val="0"/>
+        <w:numId w:val="0"/>
+      </w:numPr>
       <w:spacing w:before="320" w:after="80"/>
       <w:outlineLvl w:val="2"/>
     </w:pPr>
@@ -3831,13 +3581,14 @@
     <w:name w:val="heading 4"/>
     <w:basedOn w:val="Normal"/>
     <w:next w:val="Normal"/>
-    <w:uiPriority w:val="9"/>
-    <w:semiHidden/>
-    <w:unhideWhenUsed/>
     <w:qFormat/>
     <w:pPr>
       <w:keepNext w:val="true"/>
       <w:keepLines/>
+      <w:numPr>
+        <w:ilvl w:val="0"/>
+        <w:numId w:val="0"/>
+      </w:numPr>
       <w:spacing w:before="280" w:after="80"/>
       <w:outlineLvl w:val="3"/>
     </w:pPr>
@@ -3851,13 +3602,14 @@
     <w:name w:val="heading 5"/>
     <w:basedOn w:val="Normal"/>
     <w:next w:val="Normal"/>
-    <w:uiPriority w:val="9"/>
-    <w:semiHidden/>
-    <w:unhideWhenUsed/>
     <w:qFormat/>
     <w:pPr>
       <w:keepNext w:val="true"/>
       <w:keepLines/>
+      <w:numPr>
+        <w:ilvl w:val="0"/>
+        <w:numId w:val="0"/>
+      </w:numPr>
       <w:spacing w:before="240" w:after="80"/>
       <w:outlineLvl w:val="4"/>
     </w:pPr>
@@ -3869,13 +3621,14 @@
     <w:name w:val="heading 6"/>
     <w:basedOn w:val="Normal"/>
     <w:next w:val="Normal"/>
-    <w:uiPriority w:val="9"/>
-    <w:semiHidden/>
-    <w:unhideWhenUsed/>
     <w:qFormat/>
     <w:pPr>
       <w:keepNext w:val="true"/>
       <w:keepLines/>
+      <w:numPr>
+        <w:ilvl w:val="0"/>
+        <w:numId w:val="0"/>
+      </w:numPr>
       <w:spacing w:before="240" w:after="80"/>
       <w:outlineLvl w:val="5"/>
     </w:pPr>
@@ -3885,11 +3638,8 @@
       <w:color w:val="666666"/>
     </w:rPr>
   </w:style>
-  <w:style w:type="character" w:styleId="DefaultParagraphFont" w:default="1">
+  <w:style w:type="character" w:styleId="DefaultParagraphFont">
     <w:name w:val="Default Paragraph Font"/>
-    <w:uiPriority w:val="1"/>
-    <w:semiHidden/>
-    <w:unhideWhenUsed/>
     <w:qFormat/>
     <w:rPr/>
   </w:style>
@@ -3905,8 +3655,8 @@
     <w:qFormat/>
     <w:rPr/>
   </w:style>
-  <w:style w:type="character" w:styleId="Bullets">
-    <w:name w:val="Bullets"/>
+  <w:style w:type="character" w:styleId="Bulletsuser">
+    <w:name w:val="Bullets (user)"/>
     <w:qFormat/>
     <w:rPr>
       <w:rFonts w:ascii="OpenSymbol" w:hAnsi="OpenSymbol" w:eastAsia="OpenSymbol" w:cs="OpenSymbol"/>
@@ -3974,7 +3724,6 @@
     <w:name w:val="Title"/>
     <w:basedOn w:val="Normal"/>
     <w:next w:val="Normal"/>
-    <w:uiPriority w:val="10"/>
     <w:qFormat/>
     <w:pPr>
       <w:keepNext w:val="true"/>
@@ -3990,7 +3739,6 @@
     <w:name w:val="Subtitle"/>
     <w:basedOn w:val="Normal"/>
     <w:next w:val="Normal"/>
-    <w:uiPriority w:val="11"/>
     <w:qFormat/>
     <w:pPr>
       <w:keepNext w:val="true"/>
@@ -4006,9 +3754,7 @@
   <w:style w:type="paragraph" w:styleId="ListParagraph">
     <w:name w:val="List Paragraph"/>
     <w:basedOn w:val="Normal"/>
-    <w:uiPriority w:val="34"/>
     <w:qFormat/>
-    <w:rsid w:val="00cf3f15"/>
     <w:pPr>
       <w:spacing w:before="0" w:after="0"/>
       <w:ind w:start="720"/>
@@ -4016,37 +3762,31 @@
     </w:pPr>
     <w:rPr/>
   </w:style>
-  <w:style w:type="numbering" w:styleId="NoList" w:default="1">
+  <w:style w:type="paragraph" w:styleId="HeaderandFooter">
+    <w:name w:val="Header and Footer"/>
+    <w:basedOn w:val="Normal"/>
+    <w:qFormat/>
+    <w:pPr>
+      <w:suppressLineNumbers/>
+      <w:tabs>
+        <w:tab w:val="clear" w:pos="720"/>
+        <w:tab w:val="center" w:pos="4513" w:leader="none"/>
+        <w:tab w:val="right" w:pos="9026" w:leader="none"/>
+      </w:tabs>
+    </w:pPr>
+    <w:rPr/>
+  </w:style>
+  <w:style w:type="paragraph" w:styleId="Header">
+    <w:name w:val="header"/>
+    <w:basedOn w:val="HeaderandFooter"/>
+    <w:pPr>
+      <w:suppressLineNumbers/>
+    </w:pPr>
+    <w:rPr/>
+  </w:style>
+  <w:style w:type="numbering" w:styleId="NoList">
     <w:name w:val="No List"/>
-    <w:uiPriority w:val="99"/>
-    <w:semiHidden/>
-    <w:unhideWhenUsed/>
     <w:qFormat/>
-  </w:style>
-  <w:style w:type="table" w:default="1" w:styleId="Tabelanormal">
-    <w:name w:val="Normal Table"/>
-    <w:uiPriority w:val="99"/>
-    <w:semiHidden/>
-    <w:unhideWhenUsed/>
-    <w:tblPr>
-      <w:tblCellMar>
-        <w:top w:w="0" w:type="dxa"/>
-        <w:left w:w="108" w:type="dxa"/>
-        <w:bottom w:w="0" w:type="dxa"/>
-        <w:right w:w="108" w:type="dxa"/>
-      </w:tblCellMar>
-    </w:tblPr>
-  </w:style>
-  <w:style w:type="table" w:customStyle="1" w:styleId="TableNormal">
-    <w:name w:val="TableNormal"/>
-    <w:tblPr>
-      <w:tblCellMar>
-        <w:top w:w="100" w:type="dxa"/>
-        <w:left w:w="100" w:type="dxa"/>
-        <w:bottom w:w="100" w:type="dxa"/>
-        <w:right w:w="100" w:type="dxa"/>
-      </w:tblCellMar>
-    </w:tblPr>
   </w:style>
 </w:styles>
 </file>
@@ -4094,14 +3834,14 @@
     </a:clrScheme>
     <a:fontScheme name="Office">
       <a:majorFont>
-        <a:latin typeface="Calibri" pitchFamily="0" charset="1"/>
-        <a:ea typeface=""/>
-        <a:cs typeface=""/>
+        <a:latin typeface="Arial" pitchFamily="0" charset="1"/>
+        <a:ea typeface="DejaVu Sans" pitchFamily="0" charset="1"/>
+        <a:cs typeface="DejaVu Sans" pitchFamily="0" charset="1"/>
       </a:majorFont>
       <a:minorFont>
-        <a:latin typeface="Cambria" pitchFamily="0" charset="1"/>
-        <a:ea typeface=""/>
-        <a:cs typeface=""/>
+        <a:latin typeface="Arial" pitchFamily="0" charset="1"/>
+        <a:ea typeface="DejaVu Sans" pitchFamily="0" charset="1"/>
+        <a:cs typeface="DejaVu Sans" pitchFamily="0" charset="1"/>
       </a:minorFont>
     </a:fontScheme>
     <a:fmtScheme>
@@ -4109,55 +3849,25 @@
         <a:solidFill>
           <a:schemeClr val="phClr"/>
         </a:solidFill>
-        <a:gradFill>
-          <a:gsLst>
-            <a:gs pos="0">
-              <a:schemeClr val="phClr">
-                <a:tint val="50000"/>
-              </a:schemeClr>
-            </a:gs>
-            <a:gs pos="35000">
-              <a:schemeClr val="phClr">
-                <a:tint val="37000"/>
-              </a:schemeClr>
-            </a:gs>
-            <a:gs pos="100000">
-              <a:schemeClr val="phClr">
-                <a:tint val="15000"/>
-              </a:schemeClr>
-            </a:gs>
-          </a:gsLst>
-          <a:lin ang="16200000" scaled="1"/>
-          <a:tileRect l="0" t="0" r="0" b="0"/>
-        </a:gradFill>
-        <a:gradFill>
-          <a:gsLst>
-            <a:gs pos="0">
-              <a:schemeClr val="phClr">
-                <a:tint val="100000"/>
-                <a:shade val="100000"/>
-              </a:schemeClr>
-            </a:gs>
-            <a:gs pos="100000">
-              <a:schemeClr val="phClr">
-                <a:tint val="50000"/>
-                <a:shade val="100000"/>
-              </a:schemeClr>
-            </a:gs>
-          </a:gsLst>
-          <a:lin ang="16200000" scaled="0"/>
-          <a:tileRect l="0" t="0" r="0" b="0"/>
-        </a:gradFill>
+        <a:solidFill>
+          <a:schemeClr val="phClr"/>
+        </a:solidFill>
+        <a:solidFill>
+          <a:schemeClr val="phClr"/>
+        </a:solidFill>
       </a:fillStyleLst>
       <a:lnStyleLst>
-        <a:ln w="9525" cap="flat" cmpd="sng" algn="ctr">
+        <a:ln w="6350" cap="flat" cmpd="sng" algn="ctr">
           <a:prstDash val="solid"/>
+          <a:miter/>
         </a:ln>
-        <a:ln w="25400" cap="flat" cmpd="sng" algn="ctr">
+        <a:ln w="6350" cap="flat" cmpd="sng" algn="ctr">
           <a:prstDash val="solid"/>
+          <a:miter/>
         </a:ln>
-        <a:ln w="38100" cap="flat" cmpd="sng" algn="ctr">
+        <a:ln w="6350" cap="flat" cmpd="sng" algn="ctr">
           <a:prstDash val="solid"/>
+          <a:miter/>
         </a:ln>
       </a:lnStyleLst>
       <a:effectStyleLst>
@@ -4175,48 +3885,12 @@
         <a:solidFill>
           <a:schemeClr val="phClr"/>
         </a:solidFill>
-        <a:gradFill>
-          <a:gsLst>
-            <a:gs pos="0">
-              <a:schemeClr val="phClr">
-                <a:tint val="40000"/>
-              </a:schemeClr>
-            </a:gs>
-            <a:gs pos="40000">
-              <a:schemeClr val="phClr">
-                <a:tint val="45000"/>
-                <a:shade val="99000"/>
-              </a:schemeClr>
-            </a:gs>
-            <a:gs pos="100000">
-              <a:schemeClr val="phClr">
-                <a:shade val="20000"/>
-              </a:schemeClr>
-            </a:gs>
-          </a:gsLst>
-          <a:path path="circle">
-            <a:fillToRect l="50000" t="-80000" r="50000" b="180000"/>
-          </a:path>
-          <a:tileRect l="0" t="0" r="0" b="0"/>
-        </a:gradFill>
-        <a:gradFill>
-          <a:gsLst>
-            <a:gs pos="0">
-              <a:schemeClr val="phClr">
-                <a:tint val="80000"/>
-              </a:schemeClr>
-            </a:gs>
-            <a:gs pos="100000">
-              <a:schemeClr val="phClr">
-                <a:shade val="30000"/>
-              </a:schemeClr>
-            </a:gs>
-          </a:gsLst>
-          <a:path path="circle">
-            <a:fillToRect l="50000" t="50000" r="50000" b="50000"/>
-          </a:path>
-          <a:tileRect l="0" t="0" r="0" b="0"/>
-        </a:gradFill>
+        <a:solidFill>
+          <a:schemeClr val="phClr"/>
+        </a:solidFill>
+        <a:solidFill>
+          <a:schemeClr val="phClr"/>
+        </a:solidFill>
       </a:bgFillStyleLst>
     </a:fmtScheme>
   </a:themeElements>

--- a/api/src/modules/processes/templates/kit-adjudicacao-base.docx
+++ b/api/src/modules/processes/templates/kit-adjudicacao-base.docx
@@ -831,7 +831,7 @@
           <w:szCs w:val="19"/>
         </w:rPr>
         <w:drawing>
-          <wp:anchor distT="0" distB="0" distL="0" distR="0" simplePos="0" relativeHeight="2" behindDoc="0" locked="0" layoutInCell="0" allowOverlap="1">
+          <wp:anchor distT="0" distB="0" distL="0" distR="0" simplePos="0" relativeHeight="6" behindDoc="0" locked="0" layoutInCell="0" allowOverlap="1">
             <wp:simplePos x="0" y="0"/>
             <wp:positionH relativeFrom="margin">
               <wp:align>center</wp:align>
@@ -953,22 +953,6 @@
         <w:pStyle w:val="Normal"/>
         <w:spacing w:lineRule="auto" w:line="240"/>
         <w:rPr>
-          <w:sz w:val="19"/>
-          <w:szCs w:val="19"/>
-        </w:rPr>
-      </w:pPr>
-      <w:r>
-        <w:rPr>
-          <w:sz w:val="19"/>
-          <w:szCs w:val="19"/>
-        </w:rPr>
-      </w:r>
-    </w:p>
-    <w:p>
-      <w:pPr>
-        <w:pStyle w:val="Normal"/>
-        <w:spacing w:lineRule="auto" w:line="240"/>
-        <w:rPr>
           <w:b/>
           <w:bCs/>
           <w:sz w:val="19"/>
@@ -990,89 +974,236 @@
         <w:pStyle w:val="Normal"/>
         <w:spacing w:lineRule="auto" w:line="240"/>
         <w:rPr>
-          <w:sz w:val="19"/>
-          <w:szCs w:val="19"/>
-        </w:rPr>
-      </w:pPr>
-      <w:r>
-        <w:rPr>
-          <w:sz w:val="19"/>
-          <w:szCs w:val="19"/>
-        </w:rPr>
-      </w:r>
-    </w:p>
-    <w:p>
-      <w:pPr>
-        <w:pStyle w:val="Normal"/>
-        <w:numPr>
-          <w:ilvl w:val="0"/>
-          <w:numId w:val="3"/>
-        </w:numPr>
-        <w:spacing w:lineRule="auto" w:line="240"/>
-        <w:rPr>
-          <w:sz w:val="19"/>
-          <w:szCs w:val="19"/>
-        </w:rPr>
-      </w:pPr>
-      <w:r>
-        <w:rPr>
-          <w:sz w:val="19"/>
-          <w:szCs w:val="19"/>
-        </w:rPr>
-        <w:t>{witness1Name} CPF: {witness1Cpf}</w:t>
-      </w:r>
-    </w:p>
-    <w:p>
-      <w:pPr>
-        <w:pStyle w:val="Normal"/>
-        <w:spacing w:lineRule="auto" w:line="240"/>
-        <w:ind w:start="720"/>
-        <w:rPr>
-          <w:sz w:val="19"/>
-          <w:szCs w:val="19"/>
-        </w:rPr>
-      </w:pPr>
-      <w:r>
-        <w:rPr>
-          <w:sz w:val="19"/>
-          <w:szCs w:val="19"/>
-        </w:rPr>
-      </w:r>
-    </w:p>
-    <w:p>
-      <w:pPr>
-        <w:pStyle w:val="ListParagraph"/>
-        <w:numPr>
-          <w:ilvl w:val="0"/>
-          <w:numId w:val="3"/>
-        </w:numPr>
-        <w:spacing w:lineRule="auto" w:line="240"/>
-        <w:rPr>
-          <w:sz w:val="19"/>
-          <w:szCs w:val="19"/>
-        </w:rPr>
-        <w:sectPr>
-          <w:headerReference w:type="default" r:id="rId4"/>
-          <w:type w:val="nextPage"/>
-          <w:pgSz w:w="11906" w:h="16838"/>
-          <w:pgMar w:left="1440" w:right="1440" w:gutter="0" w:header="851" w:top="1424" w:footer="0" w:bottom="851"/>
-          <w:pgNumType w:start="1" w:fmt="decimal"/>
-          <w:formProt w:val="false"/>
-          <w:textDirection w:val="lrTb"/>
-          <w:docGrid w:type="default" w:linePitch="100" w:charSpace="0"/>
-        </w:sectPr>
-      </w:pPr>
-      <w:r>
-        <w:rPr>
-          <w:sz w:val="19"/>
-          <w:szCs w:val="19"/>
-        </w:rPr>
-        <w:t>{witness2Name} CPF: {witness2Cpf}</w:t>
-      </w:r>
-      <w:r>
-        <w:br w:type="page"/>
-      </w:r>
-    </w:p>
+          <w:b/>
+          <w:bCs/>
+          <w:sz w:val="19"/>
+          <w:szCs w:val="19"/>
+        </w:rPr>
+      </w:pPr>
+      <w:r>
+        <w:rPr>
+          <w:b/>
+          <w:bCs/>
+          <w:sz w:val="19"/>
+          <w:szCs w:val="19"/>
+        </w:rPr>
+        <w:drawing>
+          <wp:anchor distT="0" distB="0" distL="0" distR="0" simplePos="0" relativeHeight="8" behindDoc="0" locked="0" layoutInCell="0" allowOverlap="1">
+            <wp:simplePos x="0" y="0"/>
+            <wp:positionH relativeFrom="column">
+              <wp:posOffset>972185</wp:posOffset>
+            </wp:positionH>
+            <wp:positionV relativeFrom="paragraph">
+              <wp:posOffset>65405</wp:posOffset>
+            </wp:positionV>
+            <wp:extent cx="757555" cy="485140"/>
+            <wp:effectExtent l="0" t="0" r="0" b="0"/>
+            <wp:wrapSquare wrapText="largest"/>
+            <wp:docPr id="2" name="Image2"/>
+            <wp:cNvGraphicFramePr>
+              <a:graphicFrameLocks xmlns:a="http://schemas.openxmlformats.org/drawingml/2006/main" noChangeAspect="1"/>
+            </wp:cNvGraphicFramePr>
+            <a:graphic xmlns:a="http://schemas.openxmlformats.org/drawingml/2006/main">
+              <a:graphicData uri="http://schemas.openxmlformats.org/drawingml/2006/picture">
+                <pic:pic xmlns:pic="http://schemas.openxmlformats.org/drawingml/2006/picture">
+                  <pic:nvPicPr>
+                    <pic:cNvPr id="2" name="Image2"/>
+                    <pic:cNvPicPr>
+                      <a:picLocks noChangeAspect="1" noChangeArrowheads="1"/>
+                    </pic:cNvPicPr>
+                  </pic:nvPicPr>
+                  <pic:blipFill>
+                    <a:blip r:embed="rId4"/>
+                    <a:stretch>
+                      <a:fillRect/>
+                    </a:stretch>
+                  </pic:blipFill>
+                  <pic:spPr bwMode="auto">
+                    <a:xfrm>
+                      <a:off x="0" y="0"/>
+                      <a:ext cx="757555" cy="485140"/>
+                    </a:xfrm>
+                    <a:prstGeom prst="rect">
+                      <a:avLst/>
+                    </a:prstGeom>
+                    <a:noFill/>
+                  </pic:spPr>
+                </pic:pic>
+              </a:graphicData>
+            </a:graphic>
+          </wp:anchor>
+        </w:drawing>
+        <w:drawing>
+          <wp:anchor distT="0" distB="0" distL="0" distR="0" simplePos="0" relativeHeight="9" behindDoc="0" locked="0" layoutInCell="0" allowOverlap="1">
+            <wp:simplePos x="0" y="0"/>
+            <wp:positionH relativeFrom="column">
+              <wp:posOffset>4031615</wp:posOffset>
+            </wp:positionH>
+            <wp:positionV relativeFrom="paragraph">
+              <wp:posOffset>52705</wp:posOffset>
+            </wp:positionV>
+            <wp:extent cx="441960" cy="479425"/>
+            <wp:effectExtent l="0" t="0" r="0" b="0"/>
+            <wp:wrapSquare wrapText="largest"/>
+            <wp:docPr id="3" name="Image3"/>
+            <wp:cNvGraphicFramePr>
+              <a:graphicFrameLocks xmlns:a="http://schemas.openxmlformats.org/drawingml/2006/main" noChangeAspect="1"/>
+            </wp:cNvGraphicFramePr>
+            <a:graphic xmlns:a="http://schemas.openxmlformats.org/drawingml/2006/main">
+              <a:graphicData uri="http://schemas.openxmlformats.org/drawingml/2006/picture">
+                <pic:pic xmlns:pic="http://schemas.openxmlformats.org/drawingml/2006/picture">
+                  <pic:nvPicPr>
+                    <pic:cNvPr id="3" name="Image3"/>
+                    <pic:cNvPicPr>
+                      <a:picLocks noChangeAspect="1" noChangeArrowheads="1"/>
+                    </pic:cNvPicPr>
+                  </pic:nvPicPr>
+                  <pic:blipFill>
+                    <a:blip r:embed="rId5"/>
+                    <a:stretch>
+                      <a:fillRect/>
+                    </a:stretch>
+                  </pic:blipFill>
+                  <pic:spPr bwMode="auto">
+                    <a:xfrm>
+                      <a:off x="0" y="0"/>
+                      <a:ext cx="441960" cy="479425"/>
+                    </a:xfrm>
+                    <a:prstGeom prst="rect">
+                      <a:avLst/>
+                    </a:prstGeom>
+                    <a:noFill/>
+                  </pic:spPr>
+                </pic:pic>
+              </a:graphicData>
+            </a:graphic>
+          </wp:anchor>
+        </w:drawing>
+      </w:r>
+    </w:p>
+    <w:p>
+      <w:pPr>
+        <w:pStyle w:val="Normal"/>
+        <w:spacing w:lineRule="auto" w:line="240"/>
+        <w:rPr>
+          <w:b/>
+          <w:bCs/>
+          <w:sz w:val="19"/>
+          <w:szCs w:val="19"/>
+        </w:rPr>
+      </w:pPr>
+      <w:r>
+        <w:rPr>
+          <w:b/>
+          <w:bCs/>
+          <w:sz w:val="19"/>
+          <w:szCs w:val="19"/>
+        </w:rPr>
+      </w:r>
+    </w:p>
+    <w:p>
+      <w:pPr>
+        <w:pStyle w:val="Normal"/>
+        <w:spacing w:lineRule="auto" w:line="240"/>
+        <w:rPr>
+          <w:b/>
+          <w:bCs/>
+          <w:sz w:val="19"/>
+          <w:szCs w:val="19"/>
+        </w:rPr>
+      </w:pPr>
+      <w:r>
+        <w:rPr>
+          <w:b/>
+          <w:bCs/>
+          <w:sz w:val="19"/>
+          <w:szCs w:val="19"/>
+        </w:rPr>
+      </w:r>
+    </w:p>
+    <w:p>
+      <w:pPr>
+        <w:pStyle w:val="Normal"/>
+        <w:spacing w:lineRule="auto" w:line="240"/>
+        <w:rPr>
+          <w:b/>
+          <w:bCs/>
+          <w:sz w:val="19"/>
+          <w:szCs w:val="19"/>
+        </w:rPr>
+      </w:pPr>
+      <w:r>
+        <w:rPr>
+          <w:sz w:val="19"/>
+          <w:szCs w:val="19"/>
+        </w:rPr>
+      </w:r>
+    </w:p>
+    <w:tbl>
+      <w:tblPr>
+        <w:tblW w:w="5000" w:type="pct"/>
+        <w:jc w:val="start"/>
+        <w:tblInd w:w="0" w:type="dxa"/>
+        <w:tblLayout w:type="fixed"/>
+        <w:tblCellMar>
+          <w:top w:w="55" w:type="dxa"/>
+          <w:start w:w="55" w:type="dxa"/>
+          <w:bottom w:w="55" w:type="dxa"/>
+          <w:end w:w="55" w:type="dxa"/>
+        </w:tblCellMar>
+      </w:tblPr>
+      <w:tblGrid>
+        <w:gridCol w:w="4512"/>
+        <w:gridCol w:w="4514"/>
+      </w:tblGrid>
+      <w:tr>
+        <w:trPr/>
+        <w:tc>
+          <w:tcPr>
+            <w:tcW w:w="4512" w:type="dxa"/>
+            <w:tcBorders/>
+          </w:tcPr>
+          <w:p>
+            <w:pPr>
+              <w:pStyle w:val="TableContents"/>
+              <w:rPr>
+                <w:sz w:val="14"/>
+                <w:szCs w:val="14"/>
+              </w:rPr>
+            </w:pPr>
+            <w:r>
+              <w:rPr>
+                <w:sz w:val="14"/>
+                <w:szCs w:val="14"/>
+              </w:rPr>
+              <w:t xml:space="preserve">1. WALTER TADEU BARROS BRASIL CPF: 003.058.522-80 </w:t>
+            </w:r>
+          </w:p>
+        </w:tc>
+        <w:tc>
+          <w:tcPr>
+            <w:tcW w:w="4514" w:type="dxa"/>
+            <w:tcBorders/>
+          </w:tcPr>
+          <w:p>
+            <w:pPr>
+              <w:pStyle w:val="TableContents"/>
+              <w:rPr>
+                <w:sz w:val="14"/>
+                <w:szCs w:val="14"/>
+              </w:rPr>
+            </w:pPr>
+            <w:r>
+              <w:rPr>
+                <w:sz w:val="14"/>
+                <w:szCs w:val="14"/>
+              </w:rPr>
+              <w:t>2. FRANCISCO WILOMAR SALES E SILVA CPF: 286.894.373-04</w:t>
+            </w:r>
+          </w:p>
+        </w:tc>
+      </w:tr>
+    </w:tbl>
     <w:p>
       <w:pPr>
         <w:pStyle w:val="Normal"/>
@@ -1092,6 +1223,30 @@
           <w:sz w:val="19"/>
           <w:szCs w:val="19"/>
         </w:rPr>
+      </w:r>
+      <w:r>
+        <w:br w:type="page"/>
+      </w:r>
+    </w:p>
+    <w:p>
+      <w:pPr>
+        <w:pStyle w:val="Normal"/>
+        <w:spacing w:lineRule="auto" w:line="240" w:before="0" w:after="0"/>
+        <w:jc w:val="center"/>
+        <w:rPr>
+          <w:b/>
+          <w:bCs/>
+          <w:sz w:val="19"/>
+          <w:szCs w:val="19"/>
+        </w:rPr>
+      </w:pPr>
+      <w:r>
+        <w:rPr>
+          <w:b/>
+          <w:bCs/>
+          <w:sz w:val="19"/>
+          <w:szCs w:val="19"/>
+        </w:rPr>
         <w:t>CONTRATO DE PRESTAÇÃO DE SERVIÇOS ADVOCATÍCIOS</w:t>
       </w:r>
     </w:p>
@@ -1223,7 +1378,7 @@
         </w:rPr>
         <w:t xml:space="preserve">, brasileiro, casado, advogado inscrito na OAB/SC nº 72.670 e economista no Corecon/SC nº 2.901, CPF nº 551.600.855-72, com escritório na Av. Mauro Ramos, 1409, Sala 902, Centro, Florianópolis/SC, e-mail </w:t>
       </w:r>
-      <w:hyperlink r:id="rId5">
+      <w:hyperlink r:id="rId6">
         <w:r>
           <w:rPr>
             <w:rStyle w:val="Style3"/>
@@ -1902,7 +2057,7 @@
           <w:szCs w:val="19"/>
         </w:rPr>
         <w:drawing>
-          <wp:anchor distT="0" distB="0" distL="0" distR="0" simplePos="0" relativeHeight="3" behindDoc="0" locked="0" layoutInCell="0" allowOverlap="1">
+          <wp:anchor distT="0" distB="0" distL="0" distR="0" simplePos="0" relativeHeight="7" behindDoc="0" locked="0" layoutInCell="0" allowOverlap="1">
             <wp:simplePos x="0" y="0"/>
             <wp:positionH relativeFrom="margin">
               <wp:align>center</wp:align>
@@ -1913,7 +2068,7 @@
             <wp:extent cx="609600" cy="521335"/>
             <wp:effectExtent l="0" t="0" r="0" b="0"/>
             <wp:wrapNone/>
-            <wp:docPr id="3" name="Imagem 1 Copy 1"/>
+            <wp:docPr id="4" name="Imagem 1 Copy 1"/>
             <wp:cNvGraphicFramePr>
               <a:graphicFrameLocks xmlns:a="http://schemas.openxmlformats.org/drawingml/2006/main" noChangeAspect="1"/>
             </wp:cNvGraphicFramePr>
@@ -1921,13 +2076,13 @@
               <a:graphicData uri="http://schemas.openxmlformats.org/drawingml/2006/picture">
                 <pic:pic xmlns:pic="http://schemas.openxmlformats.org/drawingml/2006/picture">
                   <pic:nvPicPr>
-                    <pic:cNvPr id="3" name="Imagem 1 Copy 1"/>
+                    <pic:cNvPr id="4" name="Imagem 1 Copy 1"/>
                     <pic:cNvPicPr>
                       <a:picLocks noChangeAspect="1" noChangeArrowheads="1"/>
                     </pic:cNvPicPr>
                   </pic:nvPicPr>
                   <pic:blipFill>
-                    <a:blip r:embed="rId6"/>
+                    <a:blip r:embed="rId7"/>
                     <a:stretch>
                       <a:fillRect/>
                     </a:stretch>
@@ -2024,22 +2179,6 @@
         <w:pStyle w:val="Normal"/>
         <w:spacing w:lineRule="auto" w:line="240"/>
         <w:rPr>
-          <w:sz w:val="19"/>
-          <w:szCs w:val="19"/>
-        </w:rPr>
-      </w:pPr>
-      <w:r>
-        <w:rPr>
-          <w:sz w:val="19"/>
-          <w:szCs w:val="19"/>
-        </w:rPr>
-      </w:r>
-    </w:p>
-    <w:p>
-      <w:pPr>
-        <w:pStyle w:val="Normal"/>
-        <w:spacing w:lineRule="auto" w:line="240"/>
-        <w:rPr>
           <w:b/>
           <w:bCs/>
           <w:sz w:val="19"/>
@@ -2060,98 +2199,237 @@
       <w:pPr>
         <w:pStyle w:val="Normal"/>
         <w:spacing w:lineRule="auto" w:line="240"/>
-        <w:ind w:hanging="0" w:start="720"/>
-        <w:rPr>
-          <w:sz w:val="19"/>
-          <w:szCs w:val="19"/>
-        </w:rPr>
-      </w:pPr>
-      <w:r>
-        <w:rPr>
-          <w:sz w:val="19"/>
-          <w:szCs w:val="19"/>
-        </w:rPr>
-      </w:r>
-    </w:p>
-    <w:p>
-      <w:pPr>
-        <w:pStyle w:val="Normal"/>
-        <w:numPr>
-          <w:ilvl w:val="0"/>
-          <w:numId w:val="4"/>
-        </w:numPr>
-        <w:spacing w:lineRule="auto" w:line="240"/>
-        <w:rPr>
-          <w:sz w:val="19"/>
-          <w:szCs w:val="19"/>
-        </w:rPr>
-      </w:pPr>
-      <w:r>
-        <w:rPr>
-          <w:sz w:val="19"/>
-          <w:szCs w:val="19"/>
-        </w:rPr>
-        <w:t>{witness1Name} CPF: {witness1Cpf}</w:t>
-      </w:r>
-    </w:p>
-    <w:p>
-      <w:pPr>
-        <w:pStyle w:val="Normal"/>
-        <w:spacing w:lineRule="auto" w:line="240"/>
-        <w:ind w:hanging="0" w:start="720"/>
-        <w:rPr>
-          <w:sz w:val="19"/>
-          <w:szCs w:val="19"/>
-        </w:rPr>
-      </w:pPr>
-      <w:r>
-        <w:rPr>
-          <w:sz w:val="19"/>
-          <w:szCs w:val="19"/>
-        </w:rPr>
-      </w:r>
-    </w:p>
-    <w:p>
-      <w:pPr>
-        <w:pStyle w:val="ListParagraph"/>
-        <w:numPr>
-          <w:ilvl w:val="0"/>
-          <w:numId w:val="4"/>
-        </w:numPr>
-        <w:spacing w:lineRule="auto" w:line="240"/>
-        <w:rPr>
-          <w:sz w:val="19"/>
-          <w:szCs w:val="19"/>
-        </w:rPr>
-      </w:pPr>
-      <w:r>
-        <w:rPr>
-          <w:sz w:val="19"/>
-          <w:szCs w:val="19"/>
-        </w:rPr>
-        <w:t>{witness2Name} CPF: {witness2Cpf}</w:t>
-      </w:r>
-    </w:p>
-    <w:p>
-      <w:pPr>
-        <w:pStyle w:val="Normal"/>
-        <w:spacing w:lineRule="auto" w:line="240"/>
-        <w:rPr>
-          <w:b/>
-          <w:bCs/>
-          <w:sz w:val="19"/>
-          <w:szCs w:val="19"/>
-        </w:rPr>
-      </w:pPr>
-      <w:r>
-        <w:rPr>
-          <w:b/>
-          <w:bCs/>
-          <w:sz w:val="19"/>
-          <w:szCs w:val="19"/>
-        </w:rPr>
-      </w:r>
-    </w:p>
+        <w:rPr>
+          <w:b/>
+          <w:bCs/>
+          <w:sz w:val="19"/>
+          <w:szCs w:val="19"/>
+        </w:rPr>
+      </w:pPr>
+      <w:r>
+        <w:rPr>
+          <w:b/>
+          <w:bCs/>
+          <w:sz w:val="19"/>
+          <w:szCs w:val="19"/>
+        </w:rPr>
+        <w:drawing>
+          <wp:anchor distT="0" distB="0" distL="0" distR="0" simplePos="0" relativeHeight="10" behindDoc="0" locked="0" layoutInCell="0" allowOverlap="1">
+            <wp:simplePos x="0" y="0"/>
+            <wp:positionH relativeFrom="column">
+              <wp:posOffset>972185</wp:posOffset>
+            </wp:positionH>
+            <wp:positionV relativeFrom="paragraph">
+              <wp:posOffset>65405</wp:posOffset>
+            </wp:positionV>
+            <wp:extent cx="757555" cy="485140"/>
+            <wp:effectExtent l="0" t="0" r="0" b="0"/>
+            <wp:wrapSquare wrapText="largest"/>
+            <wp:docPr id="5" name="Image2 Copy 1"/>
+            <wp:cNvGraphicFramePr>
+              <a:graphicFrameLocks xmlns:a="http://schemas.openxmlformats.org/drawingml/2006/main" noChangeAspect="1"/>
+            </wp:cNvGraphicFramePr>
+            <a:graphic xmlns:a="http://schemas.openxmlformats.org/drawingml/2006/main">
+              <a:graphicData uri="http://schemas.openxmlformats.org/drawingml/2006/picture">
+                <pic:pic xmlns:pic="http://schemas.openxmlformats.org/drawingml/2006/picture">
+                  <pic:nvPicPr>
+                    <pic:cNvPr id="5" name="Image2 Copy 1"/>
+                    <pic:cNvPicPr>
+                      <a:picLocks noChangeAspect="1" noChangeArrowheads="1"/>
+                    </pic:cNvPicPr>
+                  </pic:nvPicPr>
+                  <pic:blipFill>
+                    <a:blip r:embed="rId8"/>
+                    <a:stretch>
+                      <a:fillRect/>
+                    </a:stretch>
+                  </pic:blipFill>
+                  <pic:spPr bwMode="auto">
+                    <a:xfrm>
+                      <a:off x="0" y="0"/>
+                      <a:ext cx="757555" cy="485140"/>
+                    </a:xfrm>
+                    <a:prstGeom prst="rect">
+                      <a:avLst/>
+                    </a:prstGeom>
+                    <a:noFill/>
+                  </pic:spPr>
+                </pic:pic>
+              </a:graphicData>
+            </a:graphic>
+          </wp:anchor>
+        </w:drawing>
+        <w:drawing>
+          <wp:anchor distT="0" distB="0" distL="0" distR="0" simplePos="0" relativeHeight="11" behindDoc="0" locked="0" layoutInCell="0" allowOverlap="1">
+            <wp:simplePos x="0" y="0"/>
+            <wp:positionH relativeFrom="column">
+              <wp:posOffset>4031615</wp:posOffset>
+            </wp:positionH>
+            <wp:positionV relativeFrom="paragraph">
+              <wp:posOffset>52705</wp:posOffset>
+            </wp:positionV>
+            <wp:extent cx="441960" cy="479425"/>
+            <wp:effectExtent l="0" t="0" r="0" b="0"/>
+            <wp:wrapSquare wrapText="largest"/>
+            <wp:docPr id="6" name="Image3 Copy 1"/>
+            <wp:cNvGraphicFramePr>
+              <a:graphicFrameLocks xmlns:a="http://schemas.openxmlformats.org/drawingml/2006/main" noChangeAspect="1"/>
+            </wp:cNvGraphicFramePr>
+            <a:graphic xmlns:a="http://schemas.openxmlformats.org/drawingml/2006/main">
+              <a:graphicData uri="http://schemas.openxmlformats.org/drawingml/2006/picture">
+                <pic:pic xmlns:pic="http://schemas.openxmlformats.org/drawingml/2006/picture">
+                  <pic:nvPicPr>
+                    <pic:cNvPr id="6" name="Image3 Copy 1"/>
+                    <pic:cNvPicPr>
+                      <a:picLocks noChangeAspect="1" noChangeArrowheads="1"/>
+                    </pic:cNvPicPr>
+                  </pic:nvPicPr>
+                  <pic:blipFill>
+                    <a:blip r:embed="rId9"/>
+                    <a:stretch>
+                      <a:fillRect/>
+                    </a:stretch>
+                  </pic:blipFill>
+                  <pic:spPr bwMode="auto">
+                    <a:xfrm>
+                      <a:off x="0" y="0"/>
+                      <a:ext cx="441960" cy="479425"/>
+                    </a:xfrm>
+                    <a:prstGeom prst="rect">
+                      <a:avLst/>
+                    </a:prstGeom>
+                    <a:noFill/>
+                  </pic:spPr>
+                </pic:pic>
+              </a:graphicData>
+            </a:graphic>
+          </wp:anchor>
+        </w:drawing>
+      </w:r>
+    </w:p>
+    <w:p>
+      <w:pPr>
+        <w:pStyle w:val="Normal"/>
+        <w:spacing w:lineRule="auto" w:line="240"/>
+        <w:rPr>
+          <w:b/>
+          <w:bCs/>
+          <w:sz w:val="19"/>
+          <w:szCs w:val="19"/>
+        </w:rPr>
+      </w:pPr>
+      <w:r>
+        <w:rPr>
+          <w:b/>
+          <w:bCs/>
+          <w:sz w:val="19"/>
+          <w:szCs w:val="19"/>
+        </w:rPr>
+      </w:r>
+    </w:p>
+    <w:p>
+      <w:pPr>
+        <w:pStyle w:val="Normal"/>
+        <w:spacing w:lineRule="auto" w:line="240"/>
+        <w:rPr>
+          <w:b/>
+          <w:bCs/>
+          <w:sz w:val="19"/>
+          <w:szCs w:val="19"/>
+        </w:rPr>
+      </w:pPr>
+      <w:r>
+        <w:rPr>
+          <w:b/>
+          <w:bCs/>
+          <w:sz w:val="19"/>
+          <w:szCs w:val="19"/>
+        </w:rPr>
+      </w:r>
+    </w:p>
+    <w:p>
+      <w:pPr>
+        <w:pStyle w:val="Normal"/>
+        <w:spacing w:lineRule="auto" w:line="240"/>
+        <w:rPr>
+          <w:b/>
+          <w:bCs/>
+          <w:sz w:val="19"/>
+          <w:szCs w:val="19"/>
+        </w:rPr>
+      </w:pPr>
+      <w:r>
+        <w:rPr>
+          <w:sz w:val="19"/>
+          <w:szCs w:val="19"/>
+        </w:rPr>
+      </w:r>
+    </w:p>
+    <w:tbl>
+      <w:tblPr>
+        <w:tblW w:w="5000" w:type="pct"/>
+        <w:jc w:val="start"/>
+        <w:tblInd w:w="0" w:type="dxa"/>
+        <w:tblLayout w:type="fixed"/>
+        <w:tblCellMar>
+          <w:top w:w="55" w:type="dxa"/>
+          <w:start w:w="55" w:type="dxa"/>
+          <w:bottom w:w="55" w:type="dxa"/>
+          <w:end w:w="55" w:type="dxa"/>
+        </w:tblCellMar>
+      </w:tblPr>
+      <w:tblGrid>
+        <w:gridCol w:w="4512"/>
+        <w:gridCol w:w="4514"/>
+      </w:tblGrid>
+      <w:tr>
+        <w:trPr/>
+        <w:tc>
+          <w:tcPr>
+            <w:tcW w:w="4512" w:type="dxa"/>
+            <w:tcBorders/>
+          </w:tcPr>
+          <w:p>
+            <w:pPr>
+              <w:pStyle w:val="TableContents"/>
+              <w:rPr>
+                <w:sz w:val="14"/>
+                <w:szCs w:val="14"/>
+              </w:rPr>
+            </w:pPr>
+            <w:r>
+              <w:rPr>
+                <w:sz w:val="14"/>
+                <w:szCs w:val="14"/>
+              </w:rPr>
+              <w:t xml:space="preserve">1. WALTER TADEU BARROS BRASIL CPF: 003.058.522-80 </w:t>
+            </w:r>
+          </w:p>
+        </w:tc>
+        <w:tc>
+          <w:tcPr>
+            <w:tcW w:w="4514" w:type="dxa"/>
+            <w:tcBorders/>
+          </w:tcPr>
+          <w:p>
+            <w:pPr>
+              <w:pStyle w:val="TableContents"/>
+              <w:rPr>
+                <w:sz w:val="14"/>
+                <w:szCs w:val="14"/>
+              </w:rPr>
+            </w:pPr>
+            <w:r>
+              <w:rPr>
+                <w:sz w:val="14"/>
+                <w:szCs w:val="14"/>
+              </w:rPr>
+              <w:t>2. FRANCISCO WILOMAR SALES E SILVA CPF: 286.894.373-04</w:t>
+            </w:r>
+          </w:p>
+        </w:tc>
+      </w:tr>
+    </w:tbl>
     <w:p>
       <w:pPr>
         <w:pStyle w:val="Normal"/>
@@ -2170,9 +2448,12 @@
           <w:rFonts w:eastAsia="Calibri" w:cs="Calibri" w:ascii="Calibri" w:hAnsi="Calibri"/>
           <w:b/>
           <w:bCs/>
-          <w:sz w:val="24"/>
-          <w:szCs w:val="24"/>
-        </w:rPr>
+          <w:sz w:val="19"/>
+          <w:szCs w:val="19"/>
+        </w:rPr>
+      </w:r>
+      <w:r>
+        <w:br w:type="page"/>
       </w:r>
     </w:p>
     <w:p>
@@ -2196,7 +2477,6 @@
           <w:sz w:val="24"/>
           <w:szCs w:val="24"/>
         </w:rPr>
-        <w:br/>
         <w:t>PROCURAÇÃO AD JUDICIA ET EXTRA</w:t>
       </w:r>
     </w:p>
@@ -2340,7 +2620,7 @@
         <w:br/>
         <w:t xml:space="preserve">Gean Iamarque Izidio de Lima, brasileiro, casado, advogado e economista, inscrito na OAB/SC sob nº 72.670 e no Corecon/SC sob nº 2.901, CPF nº 551.600.855-72, com endereço profissional na Av. Mauro Ramos, 1409, Sala 902, Centro, Florianópolis/SC, CEP 88020-303, e-mail </w:t>
       </w:r>
-      <w:hyperlink r:id="rId7">
+      <w:hyperlink r:id="rId10">
         <w:r>
           <w:rPr>
             <w:rStyle w:val="Style3"/>
@@ -2599,7 +2879,7 @@
         <w:pStyle w:val="Normal"/>
         <w:numPr>
           <w:ilvl w:val="0"/>
-          <w:numId w:val="2"/>
+          <w:numId w:val="1"/>
         </w:numPr>
         <w:spacing w:lineRule="auto" w:line="278" w:before="0" w:after="160"/>
         <w:jc w:val="both"/>
@@ -2621,7 +2901,7 @@
         <w:pStyle w:val="Normal"/>
         <w:numPr>
           <w:ilvl w:val="0"/>
-          <w:numId w:val="2"/>
+          <w:numId w:val="1"/>
         </w:numPr>
         <w:spacing w:lineRule="auto" w:line="278" w:before="0" w:after="160"/>
         <w:jc w:val="both"/>
@@ -2643,7 +2923,7 @@
         <w:pStyle w:val="Normal"/>
         <w:numPr>
           <w:ilvl w:val="0"/>
-          <w:numId w:val="2"/>
+          <w:numId w:val="1"/>
         </w:numPr>
         <w:spacing w:lineRule="auto" w:line="278" w:before="0" w:after="160"/>
         <w:jc w:val="both"/>
@@ -2808,8 +3088,9 @@
       </w:r>
     </w:p>
     <w:sectPr>
-      <w:headerReference w:type="default" r:id="rId8"/>
-      <w:headerReference w:type="first" r:id="rId9"/>
+      <w:headerReference w:type="even" r:id="rId11"/>
+      <w:headerReference w:type="default" r:id="rId12"/>
+      <w:headerReference w:type="first" r:id="rId13"/>
       <w:type w:val="nextPage"/>
       <w:pgSz w:w="11906" w:h="16838"/>
       <w:pgMar w:left="1440" w:right="1440" w:gutter="0" w:header="851" w:top="1424" w:footer="0" w:bottom="851"/>
@@ -2831,52 +3112,6 @@
     </w:pPr>
     <w:r>
       <w:rPr/>
-      <w:drawing>
-        <wp:anchor distT="0" distB="0" distL="0" distR="0" simplePos="0" relativeHeight="7" behindDoc="0" locked="0" layoutInCell="0" allowOverlap="1">
-          <wp:simplePos x="0" y="0"/>
-          <wp:positionH relativeFrom="column">
-            <wp:posOffset>1598930</wp:posOffset>
-          </wp:positionH>
-          <wp:positionV relativeFrom="paragraph">
-            <wp:posOffset>-416560</wp:posOffset>
-          </wp:positionV>
-          <wp:extent cx="2877185" cy="629285"/>
-          <wp:effectExtent l="0" t="0" r="0" b="0"/>
-          <wp:wrapSquare wrapText="largest"/>
-          <wp:docPr id="2" name="Image1 Copy 1"/>
-          <wp:cNvGraphicFramePr>
-            <a:graphicFrameLocks xmlns:a="http://schemas.openxmlformats.org/drawingml/2006/main" noChangeAspect="1"/>
-          </wp:cNvGraphicFramePr>
-          <a:graphic xmlns:a="http://schemas.openxmlformats.org/drawingml/2006/main">
-            <a:graphicData uri="http://schemas.openxmlformats.org/drawingml/2006/picture">
-              <pic:pic xmlns:pic="http://schemas.openxmlformats.org/drawingml/2006/picture">
-                <pic:nvPicPr>
-                  <pic:cNvPr id="2" name="Image1 Copy 1"/>
-                  <pic:cNvPicPr>
-                    <a:picLocks noChangeAspect="1" noChangeArrowheads="1"/>
-                  </pic:cNvPicPr>
-                </pic:nvPicPr>
-                <pic:blipFill>
-                  <a:blip r:embed="rId1"/>
-                  <a:stretch>
-                    <a:fillRect/>
-                  </a:stretch>
-                </pic:blipFill>
-                <pic:spPr bwMode="auto">
-                  <a:xfrm>
-                    <a:off x="0" y="0"/>
-                    <a:ext cx="2877185" cy="629285"/>
-                  </a:xfrm>
-                  <a:prstGeom prst="rect">
-                    <a:avLst/>
-                  </a:prstGeom>
-                  <a:noFill/>
-                </pic:spPr>
-              </pic:pic>
-            </a:graphicData>
-          </a:graphic>
-        </wp:anchor>
-      </w:drawing>
     </w:r>
   </w:p>
 </w:hdr>
@@ -2892,7 +3127,7 @@
     <w:r>
       <w:rPr/>
       <w:drawing>
-        <wp:anchor distT="0" distB="0" distL="0" distR="0" simplePos="0" relativeHeight="6" behindDoc="0" locked="0" layoutInCell="0" allowOverlap="1">
+        <wp:anchor distT="0" distB="0" distL="0" distR="0" simplePos="0" relativeHeight="5" behindDoc="1" locked="0" layoutInCell="0" allowOverlap="1">
           <wp:simplePos x="0" y="0"/>
           <wp:positionH relativeFrom="column">
             <wp:posOffset>1598930</wp:posOffset>
@@ -2903,7 +3138,7 @@
           <wp:extent cx="2877185" cy="629285"/>
           <wp:effectExtent l="0" t="0" r="0" b="0"/>
           <wp:wrapSquare wrapText="largest"/>
-          <wp:docPr id="4" name="Image1"/>
+          <wp:docPr id="7" name="Image1 Copy 1"/>
           <wp:cNvGraphicFramePr>
             <a:graphicFrameLocks xmlns:a="http://schemas.openxmlformats.org/drawingml/2006/main" noChangeAspect="1"/>
           </wp:cNvGraphicFramePr>
@@ -2911,7 +3146,7 @@
             <a:graphicData uri="http://schemas.openxmlformats.org/drawingml/2006/picture">
               <pic:pic xmlns:pic="http://schemas.openxmlformats.org/drawingml/2006/picture">
                 <pic:nvPicPr>
-                  <pic:cNvPr id="4" name="Image1"/>
+                  <pic:cNvPr id="7" name="Image1 Copy 1"/>
                   <pic:cNvPicPr>
                     <a:picLocks noChangeAspect="1" noChangeArrowheads="1"/>
                   </pic:cNvPicPr>
@@ -2944,132 +3179,67 @@
 
 <file path=word/header3.xml><?xml version="1.0" encoding="utf-8"?>
 <w:hdr xmlns:o="urn:schemas-microsoft-com:office:office" xmlns:r="http://schemas.openxmlformats.org/officeDocument/2006/relationships" xmlns:v="urn:schemas-microsoft-com:vml" xmlns:w="http://schemas.openxmlformats.org/wordprocessingml/2006/main" xmlns:w10="urn:schemas-microsoft-com:office:word" xmlns:wp="http://schemas.openxmlformats.org/drawingml/2006/wordprocessingDrawing" xmlns:pic="http://schemas.openxmlformats.org/drawingml/2006/picture" xmlns:wps="http://schemas.microsoft.com/office/word/2010/wordprocessingShape" xmlns:wpg="http://schemas.microsoft.com/office/word/2010/wordprocessingGroup" xmlns:mc="http://schemas.openxmlformats.org/markup-compatibility/2006" xmlns:wp14="http://schemas.microsoft.com/office/word/2010/wordprocessingDrawing" xmlns:w14="http://schemas.microsoft.com/office/word/2010/wordml" xmlns:w15="http://schemas.microsoft.com/office/word/2012/wordml" mc:Ignorable="w14 wp14 w15">
-  <w:p/>
+  <w:p>
+    <w:pPr>
+      <w:pStyle w:val="Header"/>
+      <w:rPr/>
+    </w:pPr>
+    <w:r>
+      <w:rPr/>
+      <w:drawing>
+        <wp:anchor distT="0" distB="0" distL="0" distR="0" simplePos="0" relativeHeight="5" behindDoc="1" locked="0" layoutInCell="0" allowOverlap="1">
+          <wp:simplePos x="0" y="0"/>
+          <wp:positionH relativeFrom="column">
+            <wp:posOffset>1598930</wp:posOffset>
+          </wp:positionH>
+          <wp:positionV relativeFrom="paragraph">
+            <wp:posOffset>-416560</wp:posOffset>
+          </wp:positionV>
+          <wp:extent cx="2877185" cy="629285"/>
+          <wp:effectExtent l="0" t="0" r="0" b="0"/>
+          <wp:wrapSquare wrapText="largest"/>
+          <wp:docPr id="8" name="Image1 Copy 1"/>
+          <wp:cNvGraphicFramePr>
+            <a:graphicFrameLocks xmlns:a="http://schemas.openxmlformats.org/drawingml/2006/main" noChangeAspect="1"/>
+          </wp:cNvGraphicFramePr>
+          <a:graphic xmlns:a="http://schemas.openxmlformats.org/drawingml/2006/main">
+            <a:graphicData uri="http://schemas.openxmlformats.org/drawingml/2006/picture">
+              <pic:pic xmlns:pic="http://schemas.openxmlformats.org/drawingml/2006/picture">
+                <pic:nvPicPr>
+                  <pic:cNvPr id="8" name="Image1 Copy 1"/>
+                  <pic:cNvPicPr>
+                    <a:picLocks noChangeAspect="1" noChangeArrowheads="1"/>
+                  </pic:cNvPicPr>
+                </pic:nvPicPr>
+                <pic:blipFill>
+                  <a:blip r:embed="rId1"/>
+                  <a:stretch>
+                    <a:fillRect/>
+                  </a:stretch>
+                </pic:blipFill>
+                <pic:spPr bwMode="auto">
+                  <a:xfrm>
+                    <a:off x="0" y="0"/>
+                    <a:ext cx="2877185" cy="629285"/>
+                  </a:xfrm>
+                  <a:prstGeom prst="rect">
+                    <a:avLst/>
+                  </a:prstGeom>
+                  <a:noFill/>
+                </pic:spPr>
+              </pic:pic>
+            </a:graphicData>
+          </a:graphic>
+        </wp:anchor>
+      </w:drawing>
+    </w:r>
+  </w:p>
 </w:hdr>
 </file>
 
 <file path=word/numbering.xml><?xml version="1.0" encoding="utf-8"?>
 <w:numbering xmlns:w="http://schemas.openxmlformats.org/wordprocessingml/2006/main" xmlns:o="urn:schemas-microsoft-com:office:office" xmlns:r="http://schemas.openxmlformats.org/officeDocument/2006/relationships" xmlns:v="urn:schemas-microsoft-com:vml" xmlns:mc="http://schemas.openxmlformats.org/markup-compatibility/2006" xmlns:w14="http://schemas.microsoft.com/office/word/2010/wordml" mc:Ignorable="w14">
   <w:abstractNum w:abstractNumId="1">
-    <w:lvl w:ilvl="0">
-      <w:start w:val="1"/>
-      <w:numFmt w:val="none"/>
-      <w:suff w:val="nothing"/>
-      <w:lvlText w:val="%1"/>
-      <w:lvlJc w:val="start"/>
-      <w:pPr>
-        <w:tabs>
-          <w:tab w:val="num" w:pos="0"/>
-        </w:tabs>
-        <w:ind w:start="0" w:hanging="0"/>
-      </w:pPr>
-    </w:lvl>
-    <w:lvl w:ilvl="1">
-      <w:start w:val="1"/>
-      <w:numFmt w:val="none"/>
-      <w:suff w:val="nothing"/>
-      <w:lvlText w:val="%2"/>
-      <w:lvlJc w:val="start"/>
-      <w:pPr>
-        <w:tabs>
-          <w:tab w:val="num" w:pos="0"/>
-        </w:tabs>
-        <w:ind w:start="0" w:hanging="0"/>
-      </w:pPr>
-    </w:lvl>
-    <w:lvl w:ilvl="2">
-      <w:start w:val="1"/>
-      <w:numFmt w:val="none"/>
-      <w:suff w:val="nothing"/>
-      <w:lvlText w:val="%3"/>
-      <w:lvlJc w:val="start"/>
-      <w:pPr>
-        <w:tabs>
-          <w:tab w:val="num" w:pos="0"/>
-        </w:tabs>
-        <w:ind w:start="0" w:hanging="0"/>
-      </w:pPr>
-    </w:lvl>
-    <w:lvl w:ilvl="3">
-      <w:start w:val="1"/>
-      <w:numFmt w:val="none"/>
-      <w:suff w:val="nothing"/>
-      <w:lvlText w:val="%4"/>
-      <w:lvlJc w:val="start"/>
-      <w:pPr>
-        <w:tabs>
-          <w:tab w:val="num" w:pos="0"/>
-        </w:tabs>
-        <w:ind w:start="0" w:hanging="0"/>
-      </w:pPr>
-    </w:lvl>
-    <w:lvl w:ilvl="4">
-      <w:start w:val="1"/>
-      <w:numFmt w:val="none"/>
-      <w:suff w:val="nothing"/>
-      <w:lvlText w:val="%5"/>
-      <w:lvlJc w:val="start"/>
-      <w:pPr>
-        <w:tabs>
-          <w:tab w:val="num" w:pos="0"/>
-        </w:tabs>
-        <w:ind w:start="0" w:hanging="0"/>
-      </w:pPr>
-    </w:lvl>
-    <w:lvl w:ilvl="5">
-      <w:start w:val="1"/>
-      <w:numFmt w:val="none"/>
-      <w:suff w:val="nothing"/>
-      <w:lvlText w:val="%6"/>
-      <w:lvlJc w:val="start"/>
-      <w:pPr>
-        <w:tabs>
-          <w:tab w:val="num" w:pos="0"/>
-        </w:tabs>
-        <w:ind w:start="0" w:hanging="0"/>
-      </w:pPr>
-    </w:lvl>
-    <w:lvl w:ilvl="6">
-      <w:start w:val="1"/>
-      <w:numFmt w:val="none"/>
-      <w:suff w:val="nothing"/>
-      <w:lvlText w:val="%7"/>
-      <w:lvlJc w:val="start"/>
-      <w:pPr>
-        <w:tabs>
-          <w:tab w:val="num" w:pos="0"/>
-        </w:tabs>
-        <w:ind w:start="0" w:hanging="0"/>
-      </w:pPr>
-    </w:lvl>
-    <w:lvl w:ilvl="7">
-      <w:start w:val="1"/>
-      <w:numFmt w:val="none"/>
-      <w:suff w:val="nothing"/>
-      <w:lvlText w:val="%8"/>
-      <w:lvlJc w:val="start"/>
-      <w:pPr>
-        <w:tabs>
-          <w:tab w:val="num" w:pos="0"/>
-        </w:tabs>
-        <w:ind w:start="0" w:hanging="0"/>
-      </w:pPr>
-    </w:lvl>
-    <w:lvl w:ilvl="8">
-      <w:start w:val="1"/>
-      <w:numFmt w:val="none"/>
-      <w:suff w:val="nothing"/>
-      <w:lvlText w:val="%9"/>
-      <w:lvlJc w:val="start"/>
-      <w:pPr>
-        <w:tabs>
-          <w:tab w:val="num" w:pos="0"/>
-        </w:tabs>
-        <w:ind w:start="0" w:hanging="0"/>
-      </w:pPr>
-    </w:lvl>
-  </w:abstractNum>
-  <w:abstractNum w:abstractNumId="2">
     <w:lvl w:ilvl="0">
       <w:start w:val="1"/>
       <w:numFmt w:val="decimal"/>
@@ -3206,260 +3376,123 @@
       </w:rPr>
     </w:lvl>
   </w:abstractNum>
-  <w:abstractNum w:abstractNumId="3">
+  <w:abstractNum w:abstractNumId="2">
     <w:lvl w:ilvl="0">
       <w:start w:val="1"/>
-      <w:numFmt w:val="decimal"/>
-      <w:lvlText w:val="%1."/>
+      <w:numFmt w:val="none"/>
+      <w:suff w:val="nothing"/>
+      <w:lvlText w:val=""/>
       <w:lvlJc w:val="start"/>
       <w:pPr>
         <w:tabs>
           <w:tab w:val="num" w:pos="0"/>
         </w:tabs>
-        <w:ind w:start="720" w:hanging="360"/>
-      </w:pPr>
-      <w:rPr>
-        <w:u w:val="none"/>
-      </w:rPr>
+        <w:ind w:start="0" w:hanging="0"/>
+      </w:pPr>
     </w:lvl>
     <w:lvl w:ilvl="1">
       <w:start w:val="1"/>
-      <w:numFmt w:val="decimal"/>
-      <w:lvlText w:val="%2."/>
+      <w:numFmt w:val="none"/>
+      <w:suff w:val="nothing"/>
+      <w:lvlText w:val=""/>
       <w:lvlJc w:val="start"/>
       <w:pPr>
         <w:tabs>
           <w:tab w:val="num" w:pos="0"/>
         </w:tabs>
-        <w:ind w:start="1440" w:hanging="360"/>
-      </w:pPr>
-      <w:rPr>
-        <w:u w:val="none"/>
-      </w:rPr>
+        <w:ind w:start="0" w:hanging="0"/>
+      </w:pPr>
     </w:lvl>
     <w:lvl w:ilvl="2">
       <w:start w:val="1"/>
-      <w:numFmt w:val="decimal"/>
-      <w:lvlText w:val="%3."/>
+      <w:numFmt w:val="none"/>
+      <w:suff w:val="nothing"/>
+      <w:lvlText w:val=""/>
       <w:lvlJc w:val="start"/>
       <w:pPr>
         <w:tabs>
           <w:tab w:val="num" w:pos="0"/>
         </w:tabs>
-        <w:ind w:start="2160" w:hanging="360"/>
-      </w:pPr>
-      <w:rPr>
-        <w:u w:val="none"/>
-      </w:rPr>
+        <w:ind w:start="0" w:hanging="0"/>
+      </w:pPr>
     </w:lvl>
     <w:lvl w:ilvl="3">
       <w:start w:val="1"/>
-      <w:numFmt w:val="decimal"/>
-      <w:lvlText w:val="%4."/>
+      <w:numFmt w:val="none"/>
+      <w:suff w:val="nothing"/>
+      <w:lvlText w:val=""/>
       <w:lvlJc w:val="start"/>
       <w:pPr>
         <w:tabs>
           <w:tab w:val="num" w:pos="0"/>
         </w:tabs>
-        <w:ind w:start="2880" w:hanging="360"/>
-      </w:pPr>
-      <w:rPr>
-        <w:u w:val="none"/>
-      </w:rPr>
+        <w:ind w:start="0" w:hanging="0"/>
+      </w:pPr>
     </w:lvl>
     <w:lvl w:ilvl="4">
       <w:start w:val="1"/>
-      <w:numFmt w:val="decimal"/>
-      <w:lvlText w:val="%5."/>
+      <w:numFmt w:val="none"/>
+      <w:suff w:val="nothing"/>
+      <w:lvlText w:val=""/>
       <w:lvlJc w:val="start"/>
       <w:pPr>
         <w:tabs>
           <w:tab w:val="num" w:pos="0"/>
         </w:tabs>
-        <w:ind w:start="3600" w:hanging="360"/>
-      </w:pPr>
-      <w:rPr>
-        <w:u w:val="none"/>
-      </w:rPr>
+        <w:ind w:start="0" w:hanging="0"/>
+      </w:pPr>
     </w:lvl>
     <w:lvl w:ilvl="5">
       <w:start w:val="1"/>
-      <w:numFmt w:val="decimal"/>
-      <w:lvlText w:val="%6."/>
+      <w:numFmt w:val="none"/>
+      <w:suff w:val="nothing"/>
+      <w:lvlText w:val=""/>
       <w:lvlJc w:val="start"/>
       <w:pPr>
         <w:tabs>
           <w:tab w:val="num" w:pos="0"/>
         </w:tabs>
-        <w:ind w:start="4320" w:hanging="360"/>
-      </w:pPr>
-      <w:rPr>
-        <w:u w:val="none"/>
-      </w:rPr>
+        <w:ind w:start="0" w:hanging="0"/>
+      </w:pPr>
     </w:lvl>
     <w:lvl w:ilvl="6">
       <w:start w:val="1"/>
-      <w:numFmt w:val="decimal"/>
-      <w:lvlText w:val="%7."/>
+      <w:numFmt w:val="none"/>
+      <w:suff w:val="nothing"/>
+      <w:lvlText w:val=""/>
       <w:lvlJc w:val="start"/>
       <w:pPr>
         <w:tabs>
           <w:tab w:val="num" w:pos="0"/>
         </w:tabs>
-        <w:ind w:start="5040" w:hanging="360"/>
-      </w:pPr>
-      <w:rPr>
-        <w:u w:val="none"/>
-      </w:rPr>
+        <w:ind w:start="0" w:hanging="0"/>
+      </w:pPr>
     </w:lvl>
     <w:lvl w:ilvl="7">
       <w:start w:val="1"/>
-      <w:numFmt w:val="decimal"/>
-      <w:lvlText w:val="%8."/>
+      <w:numFmt w:val="none"/>
+      <w:suff w:val="nothing"/>
+      <w:lvlText w:val=""/>
       <w:lvlJc w:val="start"/>
       <w:pPr>
         <w:tabs>
           <w:tab w:val="num" w:pos="0"/>
         </w:tabs>
-        <w:ind w:start="5760" w:hanging="360"/>
-      </w:pPr>
-      <w:rPr>
-        <w:u w:val="none"/>
-      </w:rPr>
+        <w:ind w:start="0" w:hanging="0"/>
+      </w:pPr>
     </w:lvl>
     <w:lvl w:ilvl="8">
       <w:start w:val="1"/>
-      <w:numFmt w:val="decimal"/>
-      <w:lvlText w:val="%9."/>
+      <w:numFmt w:val="none"/>
+      <w:suff w:val="nothing"/>
+      <w:lvlText w:val=""/>
       <w:lvlJc w:val="start"/>
       <w:pPr>
         <w:tabs>
           <w:tab w:val="num" w:pos="0"/>
         </w:tabs>
-        <w:ind w:start="6480" w:hanging="360"/>
-      </w:pPr>
-      <w:rPr>
-        <w:u w:val="none"/>
-      </w:rPr>
-    </w:lvl>
-  </w:abstractNum>
-  <w:abstractNum w:abstractNumId="4">
-    <w:lvl w:ilvl="0">
-      <w:start w:val="1"/>
-      <w:numFmt w:val="decimal"/>
-      <w:lvlText w:val="%1."/>
-      <w:lvlJc w:val="start"/>
-      <w:pPr>
-        <w:tabs>
-          <w:tab w:val="num" w:pos="720"/>
-        </w:tabs>
-        <w:ind w:start="720" w:hanging="360"/>
-      </w:pPr>
-      <w:rPr/>
-    </w:lvl>
-    <w:lvl w:ilvl="1">
-      <w:start w:val="1"/>
-      <w:numFmt w:val="decimal"/>
-      <w:lvlText w:val="%2."/>
-      <w:lvlJc w:val="start"/>
-      <w:pPr>
-        <w:tabs>
-          <w:tab w:val="num" w:pos="1080"/>
-        </w:tabs>
-        <w:ind w:start="1080" w:hanging="360"/>
-      </w:pPr>
-      <w:rPr/>
-    </w:lvl>
-    <w:lvl w:ilvl="2">
-      <w:start w:val="1"/>
-      <w:numFmt w:val="decimal"/>
-      <w:lvlText w:val="%3."/>
-      <w:lvlJc w:val="start"/>
-      <w:pPr>
-        <w:tabs>
-          <w:tab w:val="num" w:pos="1440"/>
-        </w:tabs>
-        <w:ind w:start="1440" w:hanging="360"/>
-      </w:pPr>
-      <w:rPr/>
-    </w:lvl>
-    <w:lvl w:ilvl="3">
-      <w:start w:val="1"/>
-      <w:numFmt w:val="decimal"/>
-      <w:lvlText w:val="%4."/>
-      <w:lvlJc w:val="start"/>
-      <w:pPr>
-        <w:tabs>
-          <w:tab w:val="num" w:pos="1800"/>
-        </w:tabs>
-        <w:ind w:start="1800" w:hanging="360"/>
-      </w:pPr>
-      <w:rPr/>
-    </w:lvl>
-    <w:lvl w:ilvl="4">
-      <w:start w:val="1"/>
-      <w:numFmt w:val="decimal"/>
-      <w:lvlText w:val="%5."/>
-      <w:lvlJc w:val="start"/>
-      <w:pPr>
-        <w:tabs>
-          <w:tab w:val="num" w:pos="2160"/>
-        </w:tabs>
-        <w:ind w:start="2160" w:hanging="360"/>
-      </w:pPr>
-      <w:rPr/>
-    </w:lvl>
-    <w:lvl w:ilvl="5">
-      <w:start w:val="1"/>
-      <w:numFmt w:val="decimal"/>
-      <w:lvlText w:val="%6."/>
-      <w:lvlJc w:val="start"/>
-      <w:pPr>
-        <w:tabs>
-          <w:tab w:val="num" w:pos="2520"/>
-        </w:tabs>
-        <w:ind w:start="2520" w:hanging="360"/>
-      </w:pPr>
-      <w:rPr/>
-    </w:lvl>
-    <w:lvl w:ilvl="6">
-      <w:start w:val="1"/>
-      <w:numFmt w:val="decimal"/>
-      <w:lvlText w:val="%7."/>
-      <w:lvlJc w:val="start"/>
-      <w:pPr>
-        <w:tabs>
-          <w:tab w:val="num" w:pos="2880"/>
-        </w:tabs>
-        <w:ind w:start="2880" w:hanging="360"/>
-      </w:pPr>
-      <w:rPr/>
-    </w:lvl>
-    <w:lvl w:ilvl="7">
-      <w:start w:val="1"/>
-      <w:numFmt w:val="decimal"/>
-      <w:lvlText w:val="%8."/>
-      <w:lvlJc w:val="start"/>
-      <w:pPr>
-        <w:tabs>
-          <w:tab w:val="num" w:pos="3240"/>
-        </w:tabs>
-        <w:ind w:start="3240" w:hanging="360"/>
-      </w:pPr>
-      <w:rPr/>
-    </w:lvl>
-    <w:lvl w:ilvl="8">
-      <w:start w:val="1"/>
-      <w:numFmt w:val="decimal"/>
-      <w:lvlText w:val="%9."/>
-      <w:lvlJc w:val="start"/>
-      <w:pPr>
-        <w:tabs>
-          <w:tab w:val="num" w:pos="3600"/>
-        </w:tabs>
-        <w:ind w:start="3600" w:hanging="360"/>
-      </w:pPr>
-      <w:rPr/>
+        <w:ind w:start="0" w:hanging="0"/>
+      </w:pPr>
     </w:lvl>
   </w:abstractNum>
   <w:num w:numId="1">
@@ -3467,12 +3500,6 @@
   </w:num>
   <w:num w:numId="2">
     <w:abstractNumId w:val="2"/>
-  </w:num>
-  <w:num w:numId="3">
-    <w:abstractNumId w:val="3"/>
-  </w:num>
-  <w:num w:numId="4">
-    <w:abstractNumId w:val="4"/>
   </w:num>
 </w:numbering>
 </file>
@@ -3500,9 +3527,7 @@
     <w:pPr>
       <w:widowControl/>
       <w:suppressAutoHyphens w:val="true"/>
-      <w:kinsoku w:val="true"/>
       <w:overflowPunct w:val="true"/>
-      <w:autoSpaceDE w:val="true"/>
       <w:bidi w:val="0"/>
       <w:spacing w:lineRule="auto" w:line="276" w:before="0" w:after="0"/>
       <w:jc w:val="start"/>
@@ -3784,6 +3809,16 @@
     </w:pPr>
     <w:rPr/>
   </w:style>
+  <w:style w:type="paragraph" w:styleId="TableContents">
+    <w:name w:val="Table Contents"/>
+    <w:basedOn w:val="Normal"/>
+    <w:qFormat/>
+    <w:pPr>
+      <w:widowControl w:val="false"/>
+      <w:suppressLineNumbers/>
+    </w:pPr>
+    <w:rPr/>
+  </w:style>
   <w:style w:type="numbering" w:styleId="NoList">
     <w:name w:val="No List"/>
     <w:qFormat/>

--- a/api/src/modules/processes/templates/kit-adjudicacao-base.docx
+++ b/api/src/modules/processes/templates/kit-adjudicacao-base.docx
@@ -150,16 +150,28 @@
           <w:sz w:val="19"/>
           <w:szCs w:val="19"/>
         </w:rPr>
-        <w:t xml:space="preserve">, brasileiro, casado, advogado inscrito na OAB/SC nº 72.670 e economista no Corecon/SC nº 2.901, CPF nº 551.600.855-72, com escritório na Av. Mauro Ramos, 1409, Sala 902, Centro, Florianópolis/SC, e-mail </w:t>
+        <w:t xml:space="preserve">, brasileiro, casado, advogado inscrito na OAB/SC nº 72.670, OAB/BA nº </w:t>
+      </w:r>
+      <w:r>
+        <w:rPr>
+          <w:sz w:val="19"/>
+          <w:szCs w:val="19"/>
+        </w:rPr>
+        <w:t xml:space="preserve">90.478 e economista no Corecon/SC nº 2.901, CPF nº 551.600.855-72, com escritório na Av. Mauro Ramos, 1409, Sala 902, Centro, </w:t>
+      </w:r>
+      <w:r>
+        <w:rPr>
+          <w:sz w:val="19"/>
+          <w:szCs w:val="19"/>
+        </w:rPr>
+        <w:t xml:space="preserve">Florianópolis/SC, e-mail </w:t>
       </w:r>
       <w:hyperlink r:id="rId2">
         <w:r>
           <w:rPr>
-            <w:rStyle w:val="Style3"/>
-            <w:color w:val="0563C1"/>
+            <w:rStyle w:val="Hyperlink"/>
             <w:sz w:val="19"/>
             <w:szCs w:val="19"/>
-            <w:u w:val="single"/>
           </w:rPr>
           <w:t>geanizidio@gmail.com</w:t>
         </w:r>
@@ -312,57 +324,7 @@
           <w:sz w:val="19"/>
           <w:szCs w:val="19"/>
         </w:rPr>
-        <w:t xml:space="preserve">Os serviços serão prestados </w:t>
-      </w:r>
-      <w:r>
-        <w:rPr>
-          <w:b/>
-          <w:bCs/>
-          <w:sz w:val="19"/>
-          <w:szCs w:val="19"/>
-        </w:rPr>
-        <w:t>sob regime de êxito</w:t>
-      </w:r>
-      <w:r>
-        <w:rPr>
-          <w:sz w:val="19"/>
-          <w:szCs w:val="19"/>
-        </w:rPr>
-        <w:t xml:space="preserve">, sendo a remuneração do ADVOGADO limitada a 30% (trinta por cento) de eventual condenação por danos morais e aos </w:t>
-      </w:r>
-      <w:r>
-        <w:rPr>
-          <w:b/>
-          <w:bCs/>
-          <w:sz w:val="19"/>
-          <w:szCs w:val="19"/>
-        </w:rPr>
-        <w:t>honorários de sucumbência</w:t>
-      </w:r>
-      <w:r>
-        <w:rPr>
-          <w:sz w:val="19"/>
-          <w:szCs w:val="19"/>
-        </w:rPr>
-        <w:t xml:space="preserve"> fixados e pagos pela parte adversa/reclamada ao advogado da parte autora.</w:t>
-        <w:br/>
-        <w:t xml:space="preserve">Em caso de insucesso ou ausência de condenação por danos morais, </w:t>
-      </w:r>
-      <w:r>
-        <w:rPr>
-          <w:b/>
-          <w:bCs/>
-          <w:sz w:val="19"/>
-          <w:szCs w:val="19"/>
-        </w:rPr>
-        <w:t>nada será devido pelo CLIENTE</w:t>
-      </w:r>
-      <w:r>
-        <w:rPr>
-          <w:sz w:val="19"/>
-          <w:szCs w:val="19"/>
-        </w:rPr>
-        <w:t xml:space="preserve"> a qualquer título.</w:t>
+        <w:t>Os serviços serão prestados sob regime de êxito, sendo a remuneração do ADVOGADO limitada a 30% (trinta por cento) de eventual condenação por danos morais, bem como os honorários de sucumbência fixados e pagos pela parte adversa/reclamada ao advogado da parte autora. Fica ajustado, ainda, que eventual valor decorrente de multa cominatória (astreintes) aplicada à parte demandada será dividido na proporção de 50% (cinquenta por cento) para o CLIENTE (autor) e 50% (cinquenta por cento) para o ADVOGADO. Em caso de insucesso ou ausência de condenação por danos morais, nada será devido pelo CLIENTE a qualquer título.</w:t>
       </w:r>
     </w:p>
     <w:p>
@@ -831,7 +793,7 @@
           <w:szCs w:val="19"/>
         </w:rPr>
         <w:drawing>
-          <wp:anchor distT="0" distB="0" distL="0" distR="0" simplePos="0" relativeHeight="6" behindDoc="0" locked="0" layoutInCell="0" allowOverlap="1">
+          <wp:anchor distT="0" distB="0" distL="0" distR="0" simplePos="0" relativeHeight="7" behindDoc="0" locked="0" layoutInCell="0" allowOverlap="1">
             <wp:simplePos x="0" y="0"/>
             <wp:positionH relativeFrom="margin">
               <wp:align>center</wp:align>
@@ -988,7 +950,7 @@
           <w:szCs w:val="19"/>
         </w:rPr>
         <w:drawing>
-          <wp:anchor distT="0" distB="0" distL="0" distR="0" simplePos="0" relativeHeight="8" behindDoc="0" locked="0" layoutInCell="0" allowOverlap="1">
+          <wp:anchor distT="0" distB="0" distL="0" distR="0" simplePos="0" relativeHeight="9" behindDoc="0" locked="0" layoutInCell="0" allowOverlap="1">
             <wp:simplePos x="0" y="0"/>
             <wp:positionH relativeFrom="column">
               <wp:posOffset>972185</wp:posOffset>
@@ -1034,7 +996,7 @@
           </wp:anchor>
         </w:drawing>
         <w:drawing>
-          <wp:anchor distT="0" distB="0" distL="0" distR="0" simplePos="0" relativeHeight="9" behindDoc="0" locked="0" layoutInCell="0" allowOverlap="1">
+          <wp:anchor distT="0" distB="0" distL="0" distR="0" simplePos="0" relativeHeight="10" behindDoc="0" locked="0" layoutInCell="0" allowOverlap="1">
             <wp:simplePos x="0" y="0"/>
             <wp:positionH relativeFrom="column">
               <wp:posOffset>4031615</wp:posOffset>
@@ -1134,6 +1096,8 @@
       </w:pPr>
       <w:r>
         <w:rPr>
+          <w:b/>
+          <w:bCs/>
           <w:sz w:val="19"/>
           <w:szCs w:val="19"/>
         </w:rPr>
@@ -2057,7 +2021,7 @@
           <w:szCs w:val="19"/>
         </w:rPr>
         <w:drawing>
-          <wp:anchor distT="0" distB="0" distL="0" distR="0" simplePos="0" relativeHeight="7" behindDoc="0" locked="0" layoutInCell="0" allowOverlap="1">
+          <wp:anchor distT="0" distB="0" distL="0" distR="0" simplePos="0" relativeHeight="8" behindDoc="0" locked="0" layoutInCell="0" allowOverlap="1">
             <wp:simplePos x="0" y="0"/>
             <wp:positionH relativeFrom="margin">
               <wp:align>center</wp:align>
@@ -2214,7 +2178,7 @@
           <w:szCs w:val="19"/>
         </w:rPr>
         <w:drawing>
-          <wp:anchor distT="0" distB="0" distL="0" distR="0" simplePos="0" relativeHeight="10" behindDoc="0" locked="0" layoutInCell="0" allowOverlap="1">
+          <wp:anchor distT="0" distB="0" distL="0" distR="0" simplePos="0" relativeHeight="11" behindDoc="0" locked="0" layoutInCell="0" allowOverlap="1">
             <wp:simplePos x="0" y="0"/>
             <wp:positionH relativeFrom="column">
               <wp:posOffset>972185</wp:posOffset>
@@ -2260,7 +2224,7 @@
           </wp:anchor>
         </w:drawing>
         <w:drawing>
-          <wp:anchor distT="0" distB="0" distL="0" distR="0" simplePos="0" relativeHeight="11" behindDoc="0" locked="0" layoutInCell="0" allowOverlap="1">
+          <wp:anchor distT="0" distB="0" distL="0" distR="0" simplePos="0" relativeHeight="12" behindDoc="0" locked="0" layoutInCell="0" allowOverlap="1">
             <wp:simplePos x="0" y="0"/>
             <wp:positionH relativeFrom="column">
               <wp:posOffset>4031615</wp:posOffset>
@@ -2360,6 +2324,8 @@
       </w:pPr>
       <w:r>
         <w:rPr>
+          <w:b/>
+          <w:bCs/>
           <w:sz w:val="19"/>
           <w:szCs w:val="19"/>
         </w:rPr>
@@ -2448,8 +2414,8 @@
           <w:rFonts w:eastAsia="Calibri" w:cs="Calibri" w:ascii="Calibri" w:hAnsi="Calibri"/>
           <w:b/>
           <w:bCs/>
-          <w:sz w:val="19"/>
-          <w:szCs w:val="19"/>
+          <w:sz w:val="24"/>
+          <w:szCs w:val="24"/>
         </w:rPr>
       </w:r>
       <w:r>
@@ -3127,7 +3093,7 @@
     <w:r>
       <w:rPr/>
       <w:drawing>
-        <wp:anchor distT="0" distB="0" distL="0" distR="0" simplePos="0" relativeHeight="5" behindDoc="1" locked="0" layoutInCell="0" allowOverlap="1">
+        <wp:anchor distT="0" distB="0" distL="0" distR="0" simplePos="0" relativeHeight="6" behindDoc="1" locked="0" layoutInCell="0" allowOverlap="1">
           <wp:simplePos x="0" y="0"/>
           <wp:positionH relativeFrom="column">
             <wp:posOffset>1598930</wp:posOffset>
@@ -3187,7 +3153,7 @@
     <w:r>
       <w:rPr/>
       <w:drawing>
-        <wp:anchor distT="0" distB="0" distL="0" distR="0" simplePos="0" relativeHeight="5" behindDoc="1" locked="0" layoutInCell="0" allowOverlap="1">
+        <wp:anchor distT="0" distB="0" distL="0" distR="0" simplePos="0" relativeHeight="6" behindDoc="1" locked="0" layoutInCell="0" allowOverlap="1">
           <wp:simplePos x="0" y="0"/>
           <wp:positionH relativeFrom="column">
             <wp:posOffset>1598930</wp:posOffset>
@@ -3527,7 +3493,7 @@
     <w:pPr>
       <w:widowControl/>
       <w:suppressAutoHyphens w:val="true"/>
-      <w:overflowPunct w:val="true"/>
+      <w:overflowPunct w:val="false"/>
       <w:bidi w:val="0"/>
       <w:spacing w:lineRule="auto" w:line="276" w:before="0" w:after="0"/>
       <w:jc w:val="start"/>
@@ -3680,8 +3646,8 @@
     <w:qFormat/>
     <w:rPr/>
   </w:style>
-  <w:style w:type="character" w:styleId="Bulletsuser">
-    <w:name w:val="Bullets (user)"/>
+  <w:style w:type="character" w:styleId="Bullets">
+    <w:name w:val="Bullets"/>
     <w:qFormat/>
     <w:rPr>
       <w:rFonts w:ascii="OpenSymbol" w:hAnsi="OpenSymbol" w:eastAsia="OpenSymbol" w:cs="OpenSymbol"/>
